--- a/submission/TA_Cup_2026/finalization/02_作品介绍文档.docx
+++ b/submission/TA_Cup_2026/finalization/02_作品介绍文档.docx
@@ -68,13 +68,27 @@
       </w:r>
     </w:p>
     <w:p>
+      <w:pPr>
+        <w:keepNext/>
+      </w:pPr>
+      <w:r>
+        <w:rPr>
+          <w:rFonts w:ascii="Noto Serif CJK SC" w:hAnsi="Noto Serif CJK SC" w:eastAsia="Noto Serif CJK SC"/>
+          <w:b/>
+          <w:color w:val="000000"/>
+          <w:sz w:val="22"/>
+        </w:rPr>
+        <w:t>核心主线：AI学习助手串联需求、匹配与教学反馈，形成可解释、可追踪的教育服务闭环。</w:t>
+      </w:r>
+    </w:p>
+    <w:p>
       <w:r>
         <w:rPr>
           <w:rFonts w:ascii="Noto Serif CJK SC" w:hAnsi="Noto Serif CJK SC" w:eastAsia="Noto Serif CJK SC"/>
           <w:color w:val="000000"/>
           <w:sz w:val="21"/>
         </w:rPr>
-        <w:t>领航云学堂面向学生、家长与大学生家教，以“小书灵”AI学习助手连接找老师、学习支持、预约教学与课后反馈。家长核对需求和推荐理由后选择教师；教师接受预约后安排课程、记录课堂表现、确认反馈并修订下一课。平台将分散的信息和教学过程纳入同一条可追踪的服务链。</w:t>
+        <w:t>领航云学堂面向学生、家长与大学生家教，以“小书灵”AI学习助手连接找老师、学习支持、预约教学与课后反馈。家长核对需求和推荐理由后选择教师；教师接受预约后安排课程、记录课堂表现、确认反馈并修订下一课。平台将分散的信息和教学过程纳入同一条可追踪的服务链，让家长看清选择依据，让教师依据课堂事实安排教学。</w:t>
       </w:r>
     </w:p>
     <w:p>
@@ -252,16 +266,6 @@
     <w:p/>
     <w:p>
       <w:r>
-        <w:rPr>
-          <w:rFonts w:ascii="Noto Serif CJK SC" w:hAnsi="Noto Serif CJK SC" w:eastAsia="Noto Serif CJK SC"/>
-          <w:color w:val="000000"/>
-          <w:sz w:val="21"/>
-        </w:rPr>
-        <w:t>系统采用本机Mock与开发API双模式；模型能力按服务端配置启用。当前页面、业务状态和课程案例均可通过真实产品操作展示。</w:t>
-      </w:r>
-    </w:p>
-    <w:p>
-      <w:r>
         <w:br w:type="page"/>
       </w:r>
     </w:p>
@@ -296,7 +300,7 @@
           <w:color w:val="000000"/>
           <w:sz w:val="21"/>
         </w:rPr>
-        <w:t>家长需要比较科目、预算、时间、授课方式和服务区域，大学生家教也需要判断自己能否承接。平台将这些条件结构化展示，让双方围绕同一份需求进行选择，减少依靠零散信息反复确认的步骤。</w:t>
+        <w:t>家长需要比较科目、预算、时间、授课方式和服务区域，大学生家教也需要判断自己能否承接。平台将这些条件结构化展示，让双方围绕同一份需求进行选择，减少依靠零散信息反复确认的步骤。家长看到的不只是教师卡片，还能核对“哪些条件满足、为什么排在这里”；教师接到的不只是邀请，还能查看同一份预约中的科目与期望时间。授课后，教师观察、错题与下一课安排也容易脱节；平台把这些记录连接到反馈和课程版本，使选师与教学支持相互衔接。</w:t>
       </w:r>
     </w:p>
     <w:p>
@@ -757,7 +761,7 @@
           <w:color w:val="000000"/>
           <w:sz w:val="21"/>
         </w:rPr>
-        <w:t>教师详情集中展示学校、专业、科目、授课方式、时间、片区、简介、照片和参考费用。家长可从结果卡进入详情并提交预约；家教可接受或拒绝，家长查看真实当前状态。管理员负责入驻资料审核和举报处理。</w:t>
+        <w:t>教师详情集中展示学校、专业、科目、授课方式、时间、片区、简介、照片和参考费用，回应“能否教、何时教、费用多少、区域是否合适”等实际选择问题。家长可从结果卡进入详情并提交预约；家教可接受或拒绝，家长查看真实当前状态。管理员负责入驻资料审核和举报处理。</w:t>
       </w:r>
     </w:p>
     <w:p>
@@ -784,7 +788,7 @@
           <w:rFonts w:ascii="Noto Serif CJK SC" w:hAnsi="Noto Serif CJK SC" w:eastAsia="Noto Serif CJK SC"/>
           <w:color w:val="000000"/>
         </w:rPr>
-        <w:t>三 AI学习助手、学习资源与地图</w:t>
+        <w:t>三 落地场景一：AI学习与选师衔接</w:t>
       </w:r>
     </w:p>
     <w:p>
@@ -806,7 +810,7 @@
           <w:color w:val="000000"/>
           <w:sz w:val="21"/>
         </w:rPr>
-        <w:t>小书灵提供平台使用指引、需求整理与学习问答入口。兼容浏览器支持语音输入和中文朗读，同时保留文字操作。服务端提供模型对话与单张作业图片辅导接口，图片由用户主动选择并确认；具体生成结果依赖已配置模型，页面区分模型答复与本机演示答复。</w:t>
+        <w:t>小书灵提供平台使用指引、需求整理与学习问答入口。兼容浏览器支持语音输入和中文朗读，同时保留文字操作。服务端提供模型对话与单张作业图片辅导接口，图片由用户主动选择并确认；具体生成结果依赖已配置模型，页面区分模型答复与本机演示答复。它的作用是把“说出问题”与“进入可操作页面”衔接起来：用户既可问平台怎么使用，也可整理找老师的条件，并在确认后进入智能匹配。</w:t>
       </w:r>
     </w:p>
     <w:p>
@@ -880,7 +884,7 @@
           <w:color w:val="000000"/>
           <w:sz w:val="21"/>
         </w:rPr>
-        <w:t>学习中心提供22份原创入门笔记、66道固定示例题，支持按学段、科目和主题浏览、自测、答案解析与内容导出。配置模型后，可围绕主题生成练习草案；固定题与模型生成内容分别标注。用户也可从知识点进入对应科目的教师匹配。</w:t>
+        <w:t>学习中心提供22份原创入门笔记、66道固定示例题，支持按学段、科目和主题浏览、自测、答案解析与内容导出。配置模型后，可围绕主题生成练习草案；固定题与模型生成内容分别标注。用户也可从知识点进入对应科目的教师匹配。例如，在方程笔记中发现学习困难后，可把学科和学段带入找老师流程，使自主学习与人工辅导围绕同一学习问题继续衔接。</w:t>
       </w:r>
     </w:p>
     <w:p>
@@ -902,7 +906,7 @@
           <w:color w:val="000000"/>
           <w:sz w:val="21"/>
         </w:rPr>
-        <w:t>H5地图支持西安公共服务片区选择与参考距离筛选。订单地图区分12条固定虚构样例和当前账户预约；开发API按角色权限每10秒读取相关状态，并支持手动刷新。地图展示公共片区参考点，不公开家庭住址，也不把直线距离当作实际通勤时间。</w:t>
+        <w:t>H5地图支持西安公共服务片区选择与参考距离筛选。订单地图区分12条固定虚构样例和当前账户预约；开发API按角色权限每10秒读取相关状态，并支持手动刷新。地图展示公共片区参考点，不公开家庭住址，也不把直线距离当作实际通勤时间。家长用片区和距离辅助选择，教师结合公开服务区域判断安排；地图信息与预约状态连接，服务于实际约课决策。</w:t>
       </w:r>
     </w:p>
     <w:p>
@@ -919,7 +923,7 @@
           <w:rFonts w:ascii="Noto Serif CJK SC" w:hAnsi="Noto Serif CJK SC" w:eastAsia="Noto Serif CJK SC"/>
           <w:color w:val="000000"/>
         </w:rPr>
-        <w:t>四 课堂证据与教学反馈闭环</w:t>
+        <w:t>四 落地场景二：教学反馈闭环</w:t>
       </w:r>
     </w:p>
     <w:p>
@@ -941,7 +945,7 @@
           <w:color w:val="000000"/>
           <w:sz w:val="21"/>
         </w:rPr>
-        <w:t>已接受预约的教师可以加载课程、编辑目标与教学安排，核查题目及标准答案后发布。家长只能查看教师确认后的课程和反馈。系统中的初一数学“一元一次方程”案例包含四节课程，每节45分钟，提供教学目标、例题、练习、答案、作业和观察指标。</w:t>
+        <w:t>教学服务以一条已接受的预约为入口，把“备课—授课—反馈—下一课调整”保存在同一业务上下文。教师可以加载课程、编辑目标与教学安排，核查题目及标准答案后发布。家长只能查看教师确认后的课程和反馈。系统中的初一数学“一元一次方程”案例包含四节课程，每节45分钟，提供教学目标、例题、练习、答案、作业和观察指标。</w:t>
       </w:r>
     </w:p>
     <w:tbl>
@@ -1327,7 +1331,7 @@
           <w:color w:val="000000"/>
           <w:sz w:val="21"/>
         </w:rPr>
-        <w:t>案例根据Q4、Q5与移项符号记录，给出第三课增加10分钟符号专项的调整建议，部分内容顺延，总时长仍为45分钟。采纳建议先形成草稿，教师再次核验并发布v2后家长可见，v1继续保留。课堂事实改变时，旧建议不能继续作为新修订依据。</w:t>
+        <w:t>例如，虚构学生“小航”向“小林老师”预约初一数学辅导。第二课的Q4、Q5和教师观察共同指向移项符号问题，第三课据此增加10分钟符号专项，部分内容顺延，总时长仍为45分钟。采纳建议先形成草稿，教师再次核验并发布v2后家长可见，v1继续保留。课堂事实改变时，旧建议不能继续作为新修订依据。</w:t>
       </w:r>
     </w:p>
     <w:tbl>
@@ -1448,7 +1452,7 @@
           <w:color w:val="000000"/>
           <w:sz w:val="21"/>
         </w:rPr>
-        <w:t>课程、样例反馈与调整建议保留页面来源标识，所有教学发布均由教师确认，不把预置案例包装成实时模型生成。</w:t>
+        <w:t>这条链路让家长能看到“本次记录了什么、为什么需要巩固、下一课改变了什么”，也让教师能回看修订依据和历史版本。课程、样例反馈与建议保留来源标识，所有教学发布均由教师确认。</w:t>
       </w:r>
     </w:p>
     <w:p>
@@ -1465,7 +1469,7 @@
           <w:rFonts w:ascii="Noto Serif CJK SC" w:hAnsi="Noto Serif CJK SC" w:eastAsia="Noto Serif CJK SC"/>
           <w:color w:val="000000"/>
         </w:rPr>
-        <w:t>五 技术实现、创新价值与工程成果</w:t>
+        <w:t>五 技术创新与小团队创业实现</w:t>
       </w:r>
     </w:p>
     <w:p>
@@ -1477,7 +1481,61 @@
           <w:rFonts w:ascii="Noto Serif CJK SC" w:hAnsi="Noto Serif CJK SC" w:eastAsia="Noto Serif CJK SC"/>
           <w:color w:val="000000"/>
         </w:rPr>
-        <w:t>5.1 跨端架构与双模式运行</w:t>
+        <w:t>5.1 AI整理、规则约束、人工确认的任务链</w:t>
+      </w:r>
+    </w:p>
+    <w:p>
+      <w:r>
+        <w:rPr>
+          <w:rFonts w:ascii="Noto Serif CJK SC" w:hAnsi="Noto Serif CJK SC" w:eastAsia="Noto Serif CJK SC"/>
+          <w:color w:val="000000"/>
+          <w:sz w:val="21"/>
+        </w:rPr>
+        <w:t>本作品将自然语言交互接入实际教育服务流程。AI辅助整理需求与提出候选内容，确定性规则检查筛选条件、内容结构和证据引用；用户确认需求，教师核验教学成果。推荐、预约和教学发布各有明确入口与状态，不让一次对话直接替代关键业务决策。</w:t>
+      </w:r>
+    </w:p>
+    <w:p>
+      <w:r>
+        <w:rPr>
+          <w:rFonts w:ascii="Noto Serif CJK SC" w:hAnsi="Noto Serif CJK SC" w:eastAsia="Noto Serif CJK SC"/>
+          <w:color w:val="000000"/>
+          <w:sz w:val="21"/>
+        </w:rPr>
+        <w:t>这种分工使AI能力与软件工具相互衔接：语言表达转为可核对条件，条件进入可解释推荐，推荐进入预约，课堂事实再进入反馈与课程修订。AI应用的价值体现在可执行的服务步骤，以及每一步能够说明的依据。</w:t>
+      </w:r>
+    </w:p>
+    <w:p>
+      <w:pPr>
+        <w:pStyle w:val="Heading2"/>
+      </w:pPr>
+      <w:r>
+        <w:rPr>
+          <w:rFonts w:ascii="Noto Serif CJK SC" w:hAnsi="Noto Serif CJK SC" w:eastAsia="Noto Serif CJK SC"/>
+          <w:color w:val="000000"/>
+        </w:rPr>
+        <w:t>5.2 由课堂证据驱动反馈与课程修订</w:t>
+      </w:r>
+    </w:p>
+    <w:p>
+      <w:r>
+        <w:rPr>
+          <w:rFonts w:ascii="Noto Serif CJK SC" w:hAnsi="Noto Serif CJK SC" w:eastAsia="Noto Serif CJK SC"/>
+          <w:color w:val="000000"/>
+          <w:sz w:val="21"/>
+        </w:rPr>
+        <w:t>反馈围绕题目、课堂记录和教师观察展开；课程调整保留原版本、变更内容与确认结果。相比只输出通用学习建议，系统能够展示“引用了哪次课堂事实、针对哪类错误、改了哪个教学环节”，让建议具有可以回查的上下文。</w:t>
+      </w:r>
+    </w:p>
+    <w:p>
+      <w:pPr>
+        <w:pStyle w:val="Heading2"/>
+      </w:pPr>
+      <w:r>
+        <w:rPr>
+          <w:rFonts w:ascii="Noto Serif CJK SC" w:hAnsi="Noto Serif CJK SC" w:eastAsia="Noto Serif CJK SC"/>
+          <w:color w:val="000000"/>
+        </w:rPr>
+        <w:t>5.3 跨端共享与可替换服务架构</w:t>
       </w:r>
     </w:p>
     <w:tbl>
@@ -1703,7 +1761,17 @@
           <w:color w:val="000000"/>
           <w:sz w:val="21"/>
         </w:rPr>
-        <w:t>前端使用uni-app、Vue 3和TypeScript共享H5与微信小程序业务代码；开发后端使用Fastify、Prisma与SQLite。页面通过统一服务契约对接Mock或API，需求解析、问答、图片辅导、练习和教学建议通过服务端模型适配器接入，密钥不进入前端。</w:t>
+        <w:t>前端采用uni-app、Vue 3与TypeScript共享H5和微信小程序业务代码；开发后端使用Fastify、Prisma与SQLite。页面通过统一服务契约对接Mock或API，需求解析、问答、图片辅导、练习与教学建议通过服务端模型适配器接入，密钥不进入前端。</w:t>
+      </w:r>
+    </w:p>
+    <w:p>
+      <w:r>
+        <w:rPr>
+          <w:rFonts w:ascii="Noto Serif CJK SC" w:hAnsi="Noto Serif CJK SC" w:eastAsia="Noto Serif CJK SC"/>
+          <w:color w:val="000000"/>
+          <w:sz w:val="21"/>
+        </w:rPr>
+        <w:t>API检查身份、角色、预约归属与状态；家长不读取未发布草稿，发布版本留存，写入操作具有幂等和冲突处理机制。共享业务逻辑与可替换适配器支持小团队复用已有模块，减少不同终端重复实现相同流程。</w:t>
       </w:r>
     </w:p>
     <w:p>
@@ -1715,7 +1783,7 @@
           <w:rFonts w:ascii="Noto Serif CJK SC" w:hAnsi="Noto Serif CJK SC" w:eastAsia="Noto Serif CJK SC"/>
           <w:color w:val="000000"/>
         </w:rPr>
-        <w:t>5.2 受规则约束的人机协同流程</w:t>
+        <w:t>5.4 从创意到可运行原型的学生创业实践</w:t>
       </w:r>
     </w:p>
     <w:p>
@@ -1725,7 +1793,24 @@
           <w:color w:val="000000"/>
           <w:sz w:val="21"/>
         </w:rPr>
-        <w:t>模型辅助整理需求与提出候选内容，规则检查必要条件、内容结构和证据引用，用户确认需求，教师核验教学成果。API检查身份、角色、预约归属与状态，家长不读取未发布草稿；发布版本留存，写入操作具有幂等和冲突处理机制。</w:t>
+        <w:t>四人团队围绕家长、大学生家教和管理者拆分业务，以AI辅助编程、独立分支、接口协作和自动化验证推进开发。已交付的结果包括可运行页面、开发API、课程案例和演示路径，体现面向具体教育服务场景的小团队应用实践；不以基础模型训练或未验证的经营数据作为项目成果。</w:t>
+      </w:r>
+    </w:p>
+    <w:p>
+      <w:r>
+        <w:br w:type="page"/>
+      </w:r>
+    </w:p>
+    <w:p>
+      <w:pPr>
+        <w:pStyle w:val="Heading1"/>
+      </w:pPr>
+      <w:r>
+        <w:rPr>
+          <w:rFonts w:ascii="Noto Serif CJK SC" w:hAnsi="Noto Serif CJK SC" w:eastAsia="Noto Serif CJK SC"/>
+          <w:color w:val="000000"/>
+        </w:rPr>
+        <w:t>六 应用成效与可核查成果</w:t>
       </w:r>
     </w:p>
     <w:p>
@@ -1737,7 +1822,7 @@
           <w:rFonts w:ascii="Noto Serif CJK SC" w:hAnsi="Noto Serif CJK SC" w:eastAsia="Noto Serif CJK SC"/>
           <w:color w:val="000000"/>
         </w:rPr>
-        <w:t>5.3 小团队创业应用的实现特点</w:t>
+        <w:t>6.1 已形成的软件与内容成果</w:t>
       </w:r>
     </w:p>
     <w:tbl>
@@ -1748,8 +1833,9 @@
         <w:tblLook w:firstColumn="1" w:firstRow="1" w:lastColumn="0" w:lastRow="0" w:noHBand="0" w:noVBand="1" w:val="04A0"/>
       </w:tblPr>
       <w:tblGrid>
-        <w:gridCol w:w="2835"/>
-        <w:gridCol w:w="6690"/>
+        <w:gridCol w:w="3175"/>
+        <w:gridCol w:w="3175"/>
+        <w:gridCol w:w="3175"/>
       </w:tblGrid>
       <w:tr>
         <w:trPr>
@@ -1758,7 +1844,7 @@
         </w:trPr>
         <w:tc>
           <w:tcPr>
-            <w:tcW w:type="dxa" w:w="2835"/>
+            <w:tcW w:type="dxa" w:w="3175"/>
             <w:shd w:fill="F2F2F2"/>
             <w:vAlign w:val="center"/>
           </w:tcPr>
@@ -1773,13 +1859,13 @@
                 <w:color w:val="000000"/>
                 <w:sz w:val="20"/>
               </w:rPr>
-              <w:t>实现特点</w:t>
+              <w:t>已形成成果</w:t>
             </w:r>
           </w:p>
         </w:tc>
         <w:tc>
           <w:tcPr>
-            <w:tcW w:type="dxa" w:w="6690"/>
+            <w:tcW w:type="dxa" w:w="3175"/>
             <w:shd w:fill="F2F2F2"/>
             <w:vAlign w:val="center"/>
           </w:tcPr>
@@ -1794,7 +1880,28 @@
                 <w:color w:val="000000"/>
                 <w:sz w:val="20"/>
               </w:rPr>
-              <w:t>本项目中的具体体现</w:t>
+              <w:t>实际内容</w:t>
+            </w:r>
+          </w:p>
+        </w:tc>
+        <w:tc>
+          <w:tcPr>
+            <w:tcW w:type="dxa" w:w="3175"/>
+            <w:shd w:fill="F2F2F2"/>
+            <w:vAlign w:val="center"/>
+          </w:tcPr>
+          <w:p>
+            <w:pPr>
+              <w:spacing w:after="80" w:line="276" w:lineRule="auto"/>
+            </w:pPr>
+            <w:r>
+              <w:rPr>
+                <w:rFonts w:ascii="Noto Serif CJK SC" w:hAnsi="Noto Serif CJK SC" w:eastAsia="Noto Serif CJK SC"/>
+                <w:b/>
+                <w:color w:val="000000"/>
+                <w:sz w:val="20"/>
+              </w:rPr>
+              <w:t>可展示的结果</w:t>
             </w:r>
           </w:p>
         </w:tc>
@@ -1805,7 +1912,7 @@
         </w:trPr>
         <w:tc>
           <w:tcPr>
-            <w:tcW w:type="dxa" w:w="2835"/>
+            <w:tcW w:type="dxa" w:w="3175"/>
             <w:vAlign w:val="center"/>
           </w:tcPr>
           <w:p>
@@ -1819,13 +1926,13 @@
                 <w:color w:val="000000"/>
                 <w:sz w:val="20"/>
               </w:rPr>
-              <w:t>服务链连续</w:t>
+              <w:t>教师目录与透明匹配</w:t>
             </w:r>
           </w:p>
         </w:tc>
         <w:tc>
           <w:tcPr>
-            <w:tcW w:type="dxa" w:w="6690"/>
+            <w:tcW w:type="dxa" w:w="3175"/>
             <w:vAlign w:val="center"/>
           </w:tcPr>
           <w:p>
@@ -1839,18 +1946,13 @@
                 <w:color w:val="000000"/>
                 <w:sz w:val="20"/>
               </w:rPr>
-              <w:t>学习助手连接需求、匹配、预约、课堂记录与反馈</w:t>
+              <w:t>24份合成资料、五维评分与条件筛选</w:t>
             </w:r>
           </w:p>
         </w:tc>
-      </w:tr>
-      <w:tr>
-        <w:trPr>
-          <w:cantSplit/>
-        </w:trPr>
         <w:tc>
           <w:tcPr>
-            <w:tcW w:type="dxa" w:w="2835"/>
+            <w:tcW w:type="dxa" w:w="3175"/>
             <w:vAlign w:val="center"/>
           </w:tcPr>
           <w:p>
@@ -1864,13 +1966,18 @@
                 <w:color w:val="000000"/>
                 <w:sz w:val="20"/>
               </w:rPr>
-              <w:t>结果可解释</w:t>
+              <w:t>教师卡片、排除条件、分项理由和详情</w:t>
             </w:r>
           </w:p>
         </w:tc>
+      </w:tr>
+      <w:tr>
+        <w:trPr>
+          <w:cantSplit/>
+        </w:trPr>
         <w:tc>
           <w:tcPr>
-            <w:tcW w:type="dxa" w:w="6690"/>
+            <w:tcW w:type="dxa" w:w="3175"/>
             <w:vAlign w:val="center"/>
           </w:tcPr>
           <w:p>
@@ -1884,18 +1991,13 @@
                 <w:color w:val="000000"/>
                 <w:sz w:val="20"/>
               </w:rPr>
-              <w:t>展示筛选条件、分项得分及教学反馈证据</w:t>
+              <w:t>三角色服务流程</w:t>
             </w:r>
           </w:p>
         </w:tc>
-      </w:tr>
-      <w:tr>
-        <w:trPr>
-          <w:cantSplit/>
-        </w:trPr>
         <w:tc>
           <w:tcPr>
-            <w:tcW w:type="dxa" w:w="2835"/>
+            <w:tcW w:type="dxa" w:w="3175"/>
             <w:vAlign w:val="center"/>
           </w:tcPr>
           <w:p>
@@ -1909,13 +2011,13 @@
                 <w:color w:val="000000"/>
                 <w:sz w:val="20"/>
               </w:rPr>
-              <w:t>人工保留决定权</w:t>
+              <w:t>家长预约、家教接单、管理员审核</w:t>
             </w:r>
           </w:p>
         </w:tc>
         <w:tc>
           <w:tcPr>
-            <w:tcW w:type="dxa" w:w="6690"/>
+            <w:tcW w:type="dxa" w:w="3175"/>
             <w:vAlign w:val="center"/>
           </w:tcPr>
           <w:p>
@@ -1929,7 +2031,7 @@
                 <w:color w:val="000000"/>
                 <w:sz w:val="20"/>
               </w:rPr>
-              <w:t>用户决定选师，教师确认课程、反馈和修订</w:t>
+              <w:t>归属明确的预约状态与操作入口</w:t>
             </w:r>
           </w:p>
         </w:tc>
@@ -1940,7 +2042,7 @@
         </w:trPr>
         <w:tc>
           <w:tcPr>
-            <w:tcW w:type="dxa" w:w="2835"/>
+            <w:tcW w:type="dxa" w:w="3175"/>
             <w:vAlign w:val="center"/>
           </w:tcPr>
           <w:p>
@@ -1954,13 +2056,13 @@
                 <w:color w:val="000000"/>
                 <w:sz w:val="20"/>
               </w:rPr>
-              <w:t>小团队快速迭代</w:t>
+              <w:t>学习资源与助手</w:t>
             </w:r>
           </w:p>
         </w:tc>
         <w:tc>
           <w:tcPr>
-            <w:tcW w:type="dxa" w:w="6690"/>
+            <w:tcW w:type="dxa" w:w="3175"/>
             <w:vAlign w:val="center"/>
           </w:tcPr>
           <w:p>
@@ -1974,18 +2076,13 @@
                 <w:color w:val="000000"/>
                 <w:sz w:val="20"/>
               </w:rPr>
-              <w:t>共享跨端代码、模块化服务和独立分支协作</w:t>
+              <w:t>22份原创笔记、66道固定题及问答入口</w:t>
             </w:r>
           </w:p>
         </w:tc>
-      </w:tr>
-      <w:tr>
-        <w:trPr>
-          <w:cantSplit/>
-        </w:trPr>
         <w:tc>
           <w:tcPr>
-            <w:tcW w:type="dxa" w:w="2835"/>
+            <w:tcW w:type="dxa" w:w="3175"/>
             <w:vAlign w:val="center"/>
           </w:tcPr>
           <w:p>
@@ -1999,13 +2096,18 @@
                 <w:color w:val="000000"/>
                 <w:sz w:val="20"/>
               </w:rPr>
-              <w:t>交付可复现</w:t>
+              <w:t>知识浏览、自测、答案解析和工具衔接</w:t>
             </w:r>
           </w:p>
         </w:tc>
+      </w:tr>
+      <w:tr>
+        <w:trPr>
+          <w:cantSplit/>
+        </w:trPr>
         <w:tc>
           <w:tcPr>
-            <w:tcW w:type="dxa" w:w="6690"/>
+            <w:tcW w:type="dxa" w:w="3175"/>
             <w:vAlign w:val="center"/>
           </w:tcPr>
           <w:p>
@@ -2019,7 +2121,177 @@
                 <w:color w:val="000000"/>
                 <w:sz w:val="20"/>
               </w:rPr>
-              <w:t>启动命令、虚构教学案例、测试与版本记录齐备</w:t>
+              <w:t>西安片区与订单地图</w:t>
+            </w:r>
+          </w:p>
+        </w:tc>
+        <w:tc>
+          <w:tcPr>
+            <w:tcW w:type="dxa" w:w="3175"/>
+            <w:vAlign w:val="center"/>
+          </w:tcPr>
+          <w:p>
+            <w:pPr>
+              <w:spacing w:after="80" w:line="276" w:lineRule="auto"/>
+            </w:pPr>
+            <w:r>
+              <w:rPr>
+                <w:rFonts w:ascii="Noto Serif CJK SC" w:hAnsi="Noto Serif CJK SC" w:eastAsia="Noto Serif CJK SC"/>
+                <w:b w:val="0"/>
+                <w:color w:val="000000"/>
+                <w:sz w:val="20"/>
+              </w:rPr>
+              <w:t>公共片区、账户订单与12条虚构样例</w:t>
+            </w:r>
+          </w:p>
+        </w:tc>
+        <w:tc>
+          <w:tcPr>
+            <w:tcW w:type="dxa" w:w="3175"/>
+            <w:vAlign w:val="center"/>
+          </w:tcPr>
+          <w:p>
+            <w:pPr>
+              <w:spacing w:after="80" w:line="276" w:lineRule="auto"/>
+            </w:pPr>
+            <w:r>
+              <w:rPr>
+                <w:rFonts w:ascii="Noto Serif CJK SC" w:hAnsi="Noto Serif CJK SC" w:eastAsia="Noto Serif CJK SC"/>
+                <w:b w:val="0"/>
+                <w:color w:val="000000"/>
+                <w:sz w:val="20"/>
+              </w:rPr>
+              <w:t>地图片区、权限内状态和参考距离</w:t>
+            </w:r>
+          </w:p>
+        </w:tc>
+      </w:tr>
+      <w:tr>
+        <w:trPr>
+          <w:cantSplit/>
+        </w:trPr>
+        <w:tc>
+          <w:tcPr>
+            <w:tcW w:type="dxa" w:w="3175"/>
+            <w:vAlign w:val="center"/>
+          </w:tcPr>
+          <w:p>
+            <w:pPr>
+              <w:spacing w:after="80" w:line="276" w:lineRule="auto"/>
+            </w:pPr>
+            <w:r>
+              <w:rPr>
+                <w:rFonts w:ascii="Noto Serif CJK SC" w:hAnsi="Noto Serif CJK SC" w:eastAsia="Noto Serif CJK SC"/>
+                <w:b w:val="0"/>
+                <w:color w:val="000000"/>
+                <w:sz w:val="20"/>
+              </w:rPr>
+              <w:t>四课教学与版本</w:t>
+            </w:r>
+          </w:p>
+        </w:tc>
+        <w:tc>
+          <w:tcPr>
+            <w:tcW w:type="dxa" w:w="3175"/>
+            <w:vAlign w:val="center"/>
+          </w:tcPr>
+          <w:p>
+            <w:pPr>
+              <w:spacing w:after="80" w:line="276" w:lineRule="auto"/>
+            </w:pPr>
+            <w:r>
+              <w:rPr>
+                <w:rFonts w:ascii="Noto Serif CJK SC" w:hAnsi="Noto Serif CJK SC" w:eastAsia="Noto Serif CJK SC"/>
+                <w:b w:val="0"/>
+                <w:color w:val="000000"/>
+                <w:sz w:val="20"/>
+              </w:rPr>
+              <w:t>四节45分钟课程、逐题记录与反馈</w:t>
+            </w:r>
+          </w:p>
+        </w:tc>
+        <w:tc>
+          <w:tcPr>
+            <w:tcW w:type="dxa" w:w="3175"/>
+            <w:vAlign w:val="center"/>
+          </w:tcPr>
+          <w:p>
+            <w:pPr>
+              <w:spacing w:after="80" w:line="276" w:lineRule="auto"/>
+            </w:pPr>
+            <w:r>
+              <w:rPr>
+                <w:rFonts w:ascii="Noto Serif CJK SC" w:hAnsi="Noto Serif CJK SC" w:eastAsia="Noto Serif CJK SC"/>
+                <w:b w:val="0"/>
+                <w:color w:val="000000"/>
+                <w:sz w:val="20"/>
+              </w:rPr>
+              <w:t>教师确认、v1／v2对照和家长只读</w:t>
+            </w:r>
+          </w:p>
+        </w:tc>
+      </w:tr>
+      <w:tr>
+        <w:trPr>
+          <w:cantSplit/>
+        </w:trPr>
+        <w:tc>
+          <w:tcPr>
+            <w:tcW w:type="dxa" w:w="3175"/>
+            <w:vAlign w:val="center"/>
+          </w:tcPr>
+          <w:p>
+            <w:pPr>
+              <w:spacing w:after="80" w:line="276" w:lineRule="auto"/>
+            </w:pPr>
+            <w:r>
+              <w:rPr>
+                <w:rFonts w:ascii="Noto Serif CJK SC" w:hAnsi="Noto Serif CJK SC" w:eastAsia="Noto Serif CJK SC"/>
+                <w:b w:val="0"/>
+                <w:color w:val="000000"/>
+                <w:sz w:val="20"/>
+              </w:rPr>
+              <w:t>跨端与开发运行</w:t>
+            </w:r>
+          </w:p>
+        </w:tc>
+        <w:tc>
+          <w:tcPr>
+            <w:tcW w:type="dxa" w:w="3175"/>
+            <w:vAlign w:val="center"/>
+          </w:tcPr>
+          <w:p>
+            <w:pPr>
+              <w:spacing w:after="80" w:line="276" w:lineRule="auto"/>
+            </w:pPr>
+            <w:r>
+              <w:rPr>
+                <w:rFonts w:ascii="Noto Serif CJK SC" w:hAnsi="Noto Serif CJK SC" w:eastAsia="Noto Serif CJK SC"/>
+                <w:b w:val="0"/>
+                <w:color w:val="000000"/>
+                <w:sz w:val="20"/>
+              </w:rPr>
+              <w:t>H5／小程序共享代码、Mock／API双模式</w:t>
+            </w:r>
+          </w:p>
+        </w:tc>
+        <w:tc>
+          <w:tcPr>
+            <w:tcW w:type="dxa" w:w="3175"/>
+            <w:vAlign w:val="center"/>
+          </w:tcPr>
+          <w:p>
+            <w:pPr>
+              <w:spacing w:after="80" w:line="276" w:lineRule="auto"/>
+            </w:pPr>
+            <w:r>
+              <w:rPr>
+                <w:rFonts w:ascii="Noto Serif CJK SC" w:hAnsi="Noto Serif CJK SC" w:eastAsia="Noto Serif CJK SC"/>
+                <w:b w:val="0"/>
+                <w:color w:val="000000"/>
+                <w:sz w:val="20"/>
+              </w:rPr>
+              <w:t>浏览器演示、双端构建和开发数据持久化</w:t>
             </w:r>
           </w:p>
         </w:tc>
@@ -2034,7 +2306,7 @@
           <w:rFonts w:ascii="Noto Serif CJK SC" w:hAnsi="Noto Serif CJK SC" w:eastAsia="Noto Serif CJK SC"/>
           <w:color w:val="000000"/>
         </w:rPr>
-        <w:t>5.4 可核查的工程验证</w:t>
+        <w:t>6.2 让不同角色看见具体服务结果</w:t>
       </w:r>
     </w:p>
     <w:p>
@@ -2044,7 +2316,39 @@
           <w:color w:val="000000"/>
           <w:sz w:val="21"/>
         </w:rPr>
-        <w:t>main基线5d04c4f的GitHub Actions中build、server、e2e三项作业均成功，覆盖类型检查、前后端测试、双端构建和浏览器业务流程。工程验收证明该版本软件流程可复现，不代替真实学习效果或商业经营数据。</w:t>
+        <w:t>对家长，平台把需求、推荐理由、教师资料、预约状态与已发布反馈集中呈现，便于判断和持续了解教学进展。对大学生家教，平台把接单、备课、逐题记录和下一课修订连接起来，使教学安排具有可回看的依据。对学生，学习内容、自测解析与找老师入口相互衔接；对管理者，入驻资料审核、举报处理和权限内状态形成管理入口。</w:t>
+      </w:r>
+    </w:p>
+    <w:p>
+      <w:r>
+        <w:rPr>
+          <w:rFonts w:ascii="Noto Serif CJK SC" w:hAnsi="Noto Serif CJK SC" w:eastAsia="Noto Serif CJK SC"/>
+          <w:color w:val="000000"/>
+          <w:sz w:val="21"/>
+        </w:rPr>
+        <w:t>这些是可以通过页面和状态变化观察的功能成果。合成资料与固定题目数量表示演示内容规模，不能作为实际用户量；课堂案例用于证明流程，不作为真实提分数据。</w:t>
+      </w:r>
+    </w:p>
+    <w:p>
+      <w:pPr>
+        <w:pStyle w:val="Heading2"/>
+      </w:pPr>
+      <w:r>
+        <w:rPr>
+          <w:rFonts w:ascii="Noto Serif CJK SC" w:hAnsi="Noto Serif CJK SC" w:eastAsia="Noto Serif CJK SC"/>
+          <w:color w:val="000000"/>
+        </w:rPr>
+        <w:t>6.3 工程证据与复现入口</w:t>
+      </w:r>
+    </w:p>
+    <w:p>
+      <w:r>
+        <w:rPr>
+          <w:rFonts w:ascii="Noto Serif CJK SC" w:hAnsi="Noto Serif CJK SC" w:eastAsia="Noto Serif CJK SC"/>
+          <w:color w:val="000000"/>
+          <w:sz w:val="21"/>
+        </w:rPr>
+        <w:t>main基线5d04c4f的GitHub Actions中build、server、e2e均成功，验证类型检查、前后端测试、双端构建与浏览器流程。独立浏览器可按仓库指南复现匹配、约课、课程发布、课堂记录与反馈修订。</w:t>
       </w:r>
     </w:p>
     <w:p>
@@ -2076,7 +2380,7 @@
           <w:color w:val="000000"/>
           <w:sz w:val="21"/>
         </w:rPr>
-        <w:t>实现与核查基线：5d04c4f；核查日期：2026年10月24日。</w:t>
+        <w:t>材料日期：2026年10月24日；实现与核查基线：5d04c4f。</w:t>
       </w:r>
     </w:p>
     <w:sectPr>

--- a/submission/TA_Cup_2026/finalization/02_作品介绍文档.docx
+++ b/submission/TA_Cup_2026/finalization/02_作品介绍文档.docx
@@ -32,27 +32,7 @@
           <w:color w:val="000000"/>
           <w:sz w:val="21"/>
         </w:rPr>
-        <w:t>作品介绍文档　2026年10月24日</w:t>
-      </w:r>
-    </w:p>
-    <w:p>
-      <w:r>
-        <w:rPr>
-          <w:rFonts w:ascii="Noto Serif CJK SC" w:hAnsi="Noto Serif CJK SC" w:eastAsia="Noto Serif CJK SC"/>
-          <w:color w:val="000000"/>
-          <w:sz w:val="21"/>
-        </w:rPr>
-        <w:t>作品名称　领航云学堂——AI赋能的校园家教智能匹配与个性化学习服务平台</w:t>
-      </w:r>
-    </w:p>
-    <w:p>
-      <w:r>
-        <w:rPr>
-          <w:rFonts w:ascii="Noto Serif CJK SC" w:hAnsi="Noto Serif CJK SC" w:eastAsia="Noto Serif CJK SC"/>
-          <w:color w:val="000000"/>
-          <w:sz w:val="21"/>
-        </w:rPr>
-        <w:t>关键词　AI学习助手、教育服务、可解释匹配、教学反馈、人机协同</w:t>
+        <w:t>关键词　AI学习助手、可解释匹配、课堂证据、课程修订、人机协同</w:t>
       </w:r>
     </w:p>
     <w:p>
@@ -78,7 +58,7 @@
           <w:color w:val="000000"/>
           <w:sz w:val="22"/>
         </w:rPr>
-        <w:t>核心主线：AI学习助手串联需求、匹配与教学反馈，形成可解释、可追踪的教育服务闭环。</w:t>
+        <w:t>核心主线：让家长看清选师依据，让家教依据课堂记录调整教学。</w:t>
       </w:r>
     </w:p>
     <w:p>
@@ -98,48 +78,248 @@
           <w:color w:val="000000"/>
           <w:sz w:val="21"/>
         </w:rPr>
-        <w:t>作品选择“赛道二：AI+大学生创新创业”中的“大学生OPC创新创业AI agent”方向，以教育服务和学习支持为应用场景。四人学生团队通过AI辅助编程、跨端共享代码、模块化业务服务和GitHub协作，形成可运行、可验证的创业应用原型。</w:t>
+        <w:t>作品选择“赛道二：AI+大学生创新创业”中的“大学生OPC创新创业AI agent”方向，四人团队通过AI辅助开发与模块协作，形成可运行的教育服务创业原型。</w:t>
       </w:r>
     </w:p>
     <w:p>
       <w:pPr>
-        <w:jc w:val="center"/>
+        <w:pStyle w:val="Heading2"/>
       </w:pPr>
       <w:r>
-        <w:drawing>
-          <wp:inline xmlns:a="http://schemas.openxmlformats.org/drawingml/2006/main" xmlns:pic="http://schemas.openxmlformats.org/drawingml/2006/picture">
-            <wp:extent cx="3517837" cy="1980000"/>
-            <wp:docPr id="1" name="Picture 1"/>
-            <wp:cNvGraphicFramePr>
-              <a:graphicFrameLocks noChangeAspect="1"/>
-            </wp:cNvGraphicFramePr>
-            <a:graphic>
-              <a:graphicData uri="http://schemas.openxmlformats.org/drawingml/2006/picture">
-                <pic:pic>
-                  <pic:nvPicPr>
-                    <pic:cNvPr id="0" name="02-home.png"/>
-                    <pic:cNvPicPr/>
-                  </pic:nvPicPr>
-                  <pic:blipFill>
-                    <a:blip r:embed="rId10"/>
-                    <a:stretch>
-                      <a:fillRect/>
-                    </a:stretch>
-                  </pic:blipFill>
-                  <pic:spPr>
-                    <a:xfrm>
-                      <a:off x="0" y="0"/>
-                      <a:ext cx="3517837" cy="1980000"/>
-                    </a:xfrm>
-                    <a:prstGeom prst="rect"/>
-                  </pic:spPr>
-                </pic:pic>
-              </a:graphicData>
-            </a:graphic>
-          </wp:inline>
-        </w:drawing>
+        <w:rPr>
+          <w:rFonts w:ascii="Noto Serif CJK SC" w:hAnsi="Noto Serif CJK SC" w:eastAsia="Noto Serif CJK SC"/>
+          <w:color w:val="000000"/>
+        </w:rPr>
+        <w:t>1.1 两个相连的服务问题</w:t>
       </w:r>
     </w:p>
+    <w:p>
+      <w:r>
+        <w:rPr>
+          <w:rFonts w:ascii="Noto Serif CJK SC" w:hAnsi="Noto Serif CJK SC" w:eastAsia="Noto Serif CJK SC"/>
+          <w:color w:val="000000"/>
+          <w:sz w:val="21"/>
+        </w:rPr>
+        <w:t>家长需要在分散资料中反复核对科目、时间与费用；授课后，教师观察、学生错题和下一课安排又容易脱节。平台围绕同一份预约保存选择条件和教学记录，使双方能追溯“为何选择这位老师”“下一课为何这样调整”。</w:t>
+      </w:r>
+    </w:p>
+    <w:p>
+      <w:pPr>
+        <w:pStyle w:val="Heading2"/>
+      </w:pPr>
+      <w:r>
+        <w:rPr>
+          <w:rFonts w:ascii="Noto Serif CJK SC" w:hAnsi="Noto Serif CJK SC" w:eastAsia="Noto Serif CJK SC"/>
+          <w:color w:val="000000"/>
+        </w:rPr>
+        <w:t>1.2 服务对象与当前交付</w:t>
+      </w:r>
+    </w:p>
+    <w:p>
+      <w:r>
+        <w:rPr>
+          <w:rFonts w:ascii="Noto Serif CJK SC" w:hAnsi="Noto Serif CJK SC" w:eastAsia="Noto Serif CJK SC"/>
+          <w:color w:val="000000"/>
+          <w:sz w:val="21"/>
+        </w:rPr>
+        <w:t>家长是选师约课的主要使用者，大学生家教是教学服务提供者，管理员处理资料与业务审核。“校园”主要指大学生家教供给和学生团队创业实践，西安市公共片区是产品演示范围。当前交付的服务单元为选师约课、教学记录及反馈修订。</w:t>
+      </w:r>
+    </w:p>
+    <w:tbl>
+      <w:tblPr>
+        <w:tblStyle w:val="TableGrid"/>
+        <w:tblW w:type="auto" w:w="0"/>
+        <w:tblLayout w:type="fixed"/>
+        <w:tblLook w:firstColumn="1" w:firstRow="1" w:lastColumn="0" w:lastRow="0" w:noHBand="0" w:noVBand="1" w:val="04A0"/>
+      </w:tblPr>
+      <w:tblGrid>
+        <w:gridCol w:w="2835"/>
+        <w:gridCol w:w="6690"/>
+      </w:tblGrid>
+      <w:tr>
+        <w:trPr>
+          <w:tblHeader/>
+          <w:cantSplit/>
+        </w:trPr>
+        <w:tc>
+          <w:tcPr>
+            <w:tcW w:type="dxa" w:w="2835"/>
+            <w:shd w:fill="F2F2F2"/>
+            <w:vAlign w:val="center"/>
+          </w:tcPr>
+          <w:p>
+            <w:pPr>
+              <w:spacing w:after="80" w:line="276" w:lineRule="auto"/>
+            </w:pPr>
+            <w:r>
+              <w:rPr>
+                <w:rFonts w:ascii="Noto Serif CJK SC" w:hAnsi="Noto Serif CJK SC" w:eastAsia="Noto Serif CJK SC"/>
+                <w:b/>
+                <w:color w:val="000000"/>
+                <w:sz w:val="20"/>
+              </w:rPr>
+              <w:t>作品重点</w:t>
+            </w:r>
+          </w:p>
+        </w:tc>
+        <w:tc>
+          <w:tcPr>
+            <w:tcW w:type="dxa" w:w="6690"/>
+            <w:shd w:fill="F2F2F2"/>
+            <w:vAlign w:val="center"/>
+          </w:tcPr>
+          <w:p>
+            <w:pPr>
+              <w:spacing w:after="80" w:line="276" w:lineRule="auto"/>
+            </w:pPr>
+            <w:r>
+              <w:rPr>
+                <w:rFonts w:ascii="Noto Serif CJK SC" w:hAnsi="Noto Serif CJK SC" w:eastAsia="Noto Serif CJK SC"/>
+                <w:b/>
+                <w:color w:val="000000"/>
+                <w:sz w:val="20"/>
+              </w:rPr>
+              <w:t>已实现支撑</w:t>
+            </w:r>
+          </w:p>
+        </w:tc>
+      </w:tr>
+      <w:tr>
+        <w:trPr>
+          <w:cantSplit/>
+        </w:trPr>
+        <w:tc>
+          <w:tcPr>
+            <w:tcW w:type="dxa" w:w="2835"/>
+            <w:vAlign w:val="center"/>
+          </w:tcPr>
+          <w:p>
+            <w:pPr>
+              <w:spacing w:after="80" w:line="276" w:lineRule="auto"/>
+            </w:pPr>
+            <w:r>
+              <w:rPr>
+                <w:rFonts w:ascii="Noto Serif CJK SC" w:hAnsi="Noto Serif CJK SC" w:eastAsia="Noto Serif CJK SC"/>
+                <w:b w:val="0"/>
+                <w:color w:val="000000"/>
+                <w:sz w:val="20"/>
+              </w:rPr>
+              <w:t>推荐依据公开</w:t>
+            </w:r>
+          </w:p>
+        </w:tc>
+        <w:tc>
+          <w:tcPr>
+            <w:tcW w:type="dxa" w:w="6690"/>
+            <w:vAlign w:val="center"/>
+          </w:tcPr>
+          <w:p>
+            <w:pPr>
+              <w:spacing w:after="80" w:line="276" w:lineRule="auto"/>
+            </w:pPr>
+            <w:r>
+              <w:rPr>
+                <w:rFonts w:ascii="Noto Serif CJK SC" w:hAnsi="Noto Serif CJK SC" w:eastAsia="Noto Serif CJK SC"/>
+                <w:b w:val="0"/>
+                <w:color w:val="000000"/>
+                <w:sz w:val="20"/>
+              </w:rPr>
+              <w:t>必要条件筛选、可调整权重、分项得分与排除条件</w:t>
+            </w:r>
+          </w:p>
+        </w:tc>
+      </w:tr>
+      <w:tr>
+        <w:trPr>
+          <w:cantSplit/>
+        </w:trPr>
+        <w:tc>
+          <w:tcPr>
+            <w:tcW w:type="dxa" w:w="2835"/>
+            <w:vAlign w:val="center"/>
+          </w:tcPr>
+          <w:p>
+            <w:pPr>
+              <w:spacing w:after="80" w:line="276" w:lineRule="auto"/>
+            </w:pPr>
+            <w:r>
+              <w:rPr>
+                <w:rFonts w:ascii="Noto Serif CJK SC" w:hAnsi="Noto Serif CJK SC" w:eastAsia="Noto Serif CJK SC"/>
+                <w:b w:val="0"/>
+                <w:color w:val="000000"/>
+                <w:sz w:val="20"/>
+              </w:rPr>
+              <w:t>教学依据可回查</w:t>
+            </w:r>
+          </w:p>
+        </w:tc>
+        <w:tc>
+          <w:tcPr>
+            <w:tcW w:type="dxa" w:w="6690"/>
+            <w:vAlign w:val="center"/>
+          </w:tcPr>
+          <w:p>
+            <w:pPr>
+              <w:spacing w:after="80" w:line="276" w:lineRule="auto"/>
+            </w:pPr>
+            <w:r>
+              <w:rPr>
+                <w:rFonts w:ascii="Noto Serif CJK SC" w:hAnsi="Noto Serif CJK SC" w:eastAsia="Noto Serif CJK SC"/>
+                <w:b w:val="0"/>
+                <w:color w:val="000000"/>
+                <w:sz w:val="20"/>
+              </w:rPr>
+              <w:t>逐题记录、教师观察、反馈引用及版本差异</w:t>
+            </w:r>
+          </w:p>
+        </w:tc>
+      </w:tr>
+      <w:tr>
+        <w:trPr>
+          <w:cantSplit/>
+        </w:trPr>
+        <w:tc>
+          <w:tcPr>
+            <w:tcW w:type="dxa" w:w="2835"/>
+            <w:vAlign w:val="center"/>
+          </w:tcPr>
+          <w:p>
+            <w:pPr>
+              <w:spacing w:after="80" w:line="276" w:lineRule="auto"/>
+            </w:pPr>
+            <w:r>
+              <w:rPr>
+                <w:rFonts w:ascii="Noto Serif CJK SC" w:hAnsi="Noto Serif CJK SC" w:eastAsia="Noto Serif CJK SC"/>
+                <w:b w:val="0"/>
+                <w:color w:val="000000"/>
+                <w:sz w:val="20"/>
+              </w:rPr>
+              <w:t>AI与人工协作</w:t>
+            </w:r>
+          </w:p>
+        </w:tc>
+        <w:tc>
+          <w:tcPr>
+            <w:tcW w:type="dxa" w:w="6690"/>
+            <w:vAlign w:val="center"/>
+          </w:tcPr>
+          <w:p>
+            <w:pPr>
+              <w:spacing w:after="80" w:line="276" w:lineRule="auto"/>
+            </w:pPr>
+            <w:r>
+              <w:rPr>
+                <w:rFonts w:ascii="Noto Serif CJK SC" w:hAnsi="Noto Serif CJK SC" w:eastAsia="Noto Serif CJK SC"/>
+                <w:b w:val="0"/>
+                <w:color w:val="000000"/>
+                <w:sz w:val="20"/>
+              </w:rPr>
+              <w:t>本地规则、可选模型与用户／教师确认相互衔接</w:t>
+            </w:r>
+          </w:p>
+        </w:tc>
+      </w:tr>
+    </w:tbl>
     <w:p>
       <w:pPr>
         <w:jc w:val="center"/>
@@ -147,131 +327,17 @@
       <w:r>
         <w:rPr>
           <w:rFonts w:ascii="Noto Serif CJK SC" w:hAnsi="Noto Serif CJK SC" w:eastAsia="Noto Serif CJK SC"/>
+          <w:b/>
           <w:color w:val="000000"/>
-          <w:sz w:val="16"/>
+          <w:sz w:val="18"/>
         </w:rPr>
-        <w:t>图1 平台首页与主要服务入口</w:t>
-      </w:r>
-    </w:p>
-    <w:tbl>
-      <w:tblPr>
-        <w:tblW w:type="auto" w:w="0"/>
-        <w:tblLook w:firstColumn="1" w:firstRow="1" w:lastColumn="0" w:lastRow="0" w:noHBand="0" w:noVBand="1" w:val="04A0"/>
-      </w:tblPr>
-      <w:tblGrid>
-        <w:gridCol w:w="1905"/>
-        <w:gridCol w:w="1905"/>
-        <w:gridCol w:w="1905"/>
-        <w:gridCol w:w="1905"/>
-        <w:gridCol w:w="1905"/>
-      </w:tblGrid>
-      <w:tr>
-        <w:tc>
-          <w:tcPr>
-            <w:tcW w:type="dxa" w:w="1905"/>
-          </w:tcPr>
-          <w:p>
-            <w:pPr>
-              <w:jc w:val="center"/>
-            </w:pPr>
-            <w:r>
-              <w:rPr>
-                <w:rFonts w:ascii="Noto Serif CJK SC" w:hAnsi="Noto Serif CJK SC" w:eastAsia="Noto Serif CJK SC"/>
-                <w:b/>
-                <w:color w:val="000000"/>
-                <w:sz w:val="18"/>
-              </w:rPr>
-              <w:t>表达需求</w:t>
-            </w:r>
-          </w:p>
-        </w:tc>
-        <w:tc>
-          <w:tcPr>
-            <w:tcW w:type="dxa" w:w="1905"/>
-          </w:tcPr>
-          <w:p>
-            <w:pPr>
-              <w:jc w:val="center"/>
-            </w:pPr>
-            <w:r>
-              <w:rPr>
-                <w:rFonts w:ascii="Noto Serif CJK SC" w:hAnsi="Noto Serif CJK SC" w:eastAsia="Noto Serif CJK SC"/>
-                <w:b/>
-                <w:color w:val="000000"/>
-                <w:sz w:val="18"/>
-              </w:rPr>
-              <w:t>核对推荐</w:t>
-            </w:r>
-          </w:p>
-        </w:tc>
-        <w:tc>
-          <w:tcPr>
-            <w:tcW w:type="dxa" w:w="1905"/>
-          </w:tcPr>
-          <w:p>
-            <w:pPr>
-              <w:jc w:val="center"/>
-            </w:pPr>
-            <w:r>
-              <w:rPr>
-                <w:rFonts w:ascii="Noto Serif CJK SC" w:hAnsi="Noto Serif CJK SC" w:eastAsia="Noto Serif CJK SC"/>
-                <w:b/>
-                <w:color w:val="000000"/>
-                <w:sz w:val="18"/>
-              </w:rPr>
-              <w:t>预约教学</w:t>
-            </w:r>
-          </w:p>
-        </w:tc>
-        <w:tc>
-          <w:tcPr>
-            <w:tcW w:type="dxa" w:w="1905"/>
-          </w:tcPr>
-          <w:p>
-            <w:pPr>
-              <w:jc w:val="center"/>
-            </w:pPr>
-            <w:r>
-              <w:rPr>
-                <w:rFonts w:ascii="Noto Serif CJK SC" w:hAnsi="Noto Serif CJK SC" w:eastAsia="Noto Serif CJK SC"/>
-                <w:b/>
-                <w:color w:val="000000"/>
-                <w:sz w:val="18"/>
-              </w:rPr>
-              <w:t>记录课堂</w:t>
-            </w:r>
-          </w:p>
-        </w:tc>
-        <w:tc>
-          <w:tcPr>
-            <w:tcW w:type="dxa" w:w="1905"/>
-          </w:tcPr>
-          <w:p>
-            <w:pPr>
-              <w:jc w:val="center"/>
-            </w:pPr>
-            <w:r>
-              <w:rPr>
-                <w:rFonts w:ascii="Noto Serif CJK SC" w:hAnsi="Noto Serif CJK SC" w:eastAsia="Noto Serif CJK SC"/>
-                <w:b/>
-                <w:color w:val="000000"/>
-                <w:sz w:val="18"/>
-              </w:rPr>
-              <w:t>确认反馈</w:t>
-            </w:r>
-          </w:p>
-        </w:tc>
-      </w:tr>
-    </w:tbl>
-    <w:p/>
-    <w:p>
-      <w:r>
-        <w:br w:type="page"/>
+        <w:t>1. 表达需求 → 2. 核对推荐 → 3. 预约教学 → 4. 记录课堂 → 5. 确认反馈</w:t>
       </w:r>
     </w:p>
     <w:p>
       <w:pPr>
         <w:pStyle w:val="Heading1"/>
+        <w:pageBreakBefore/>
       </w:pPr>
       <w:r>
         <w:rPr>
@@ -290,7 +356,7 @@
           <w:rFonts w:ascii="Noto Serif CJK SC" w:hAnsi="Noto Serif CJK SC" w:eastAsia="Noto Serif CJK SC"/>
           <w:color w:val="000000"/>
         </w:rPr>
-        <w:t>2.1 将分散需求整理为可核对条件</w:t>
+        <w:t>2.1 先筛选必要条件，再解释推荐依据</w:t>
       </w:r>
     </w:p>
     <w:p>
@@ -300,29 +366,7 @@
           <w:color w:val="000000"/>
           <w:sz w:val="21"/>
         </w:rPr>
-        <w:t>家长需要比较科目、预算、时间、授课方式和服务区域，大学生家教也需要判断自己能否承接。平台将这些条件结构化展示，让双方围绕同一份需求进行选择，减少依靠零散信息反复确认的步骤。家长看到的不只是教师卡片，还能核对“哪些条件满足、为什么排在这里”；教师接到的不只是邀请，还能查看同一份预约中的科目与期望时间。授课后，教师观察、错题与下一课安排也容易脱节；平台把这些记录连接到反馈和课程版本，使选师与教学支持相互衔接。</w:t>
-      </w:r>
-    </w:p>
-    <w:p>
-      <w:pPr>
-        <w:pStyle w:val="Heading2"/>
-      </w:pPr>
-      <w:r>
-        <w:rPr>
-          <w:rFonts w:ascii="Noto Serif CJK SC" w:hAnsi="Noto Serif CJK SC" w:eastAsia="Noto Serif CJK SC"/>
-          <w:color w:val="000000"/>
-        </w:rPr>
-        <w:t>2.2 先筛选必要条件，再解释推荐依据</w:t>
-      </w:r>
-    </w:p>
-    <w:p>
-      <w:r>
-        <w:rPr>
-          <w:rFonts w:ascii="Noto Serif CJK SC" w:hAnsi="Noto Serif CJK SC" w:eastAsia="Noto Serif CJK SC"/>
-          <w:color w:val="000000"/>
-          <w:sz w:val="21"/>
-        </w:rPr>
-        <w:t>用户可以填写结构化条件，也可以通过学习助手整理自然语言需求。模型解析的条件先由用户确认，再进入匹配流程；系统不自行编造教师名单或替用户提交预约。学科、预算、授课方式及所选距离等条件先进行筛选，然后按公开规则评分。</w:t>
+        <w:t>用户可以填写结构化条件，也可以通过学习助手整理自然语言需求。模型解析的条件先由用户确认，再进入匹配流程；系统不自行编造教师名单或替用户提交预约。学科、预算、授课方式及所选距离等条件先进行筛选，然后按公开规则评分。年级用于需求摘要，当前不参与教师年级适配评分。</w:t>
       </w:r>
     </w:p>
     <w:tbl>
@@ -333,9 +377,9 @@
         <w:tblLook w:firstColumn="1" w:firstRow="1" w:lastColumn="0" w:lastRow="0" w:noHBand="0" w:noVBand="1" w:val="04A0"/>
       </w:tblPr>
       <w:tblGrid>
-        <w:gridCol w:w="3175"/>
-        <w:gridCol w:w="3175"/>
-        <w:gridCol w:w="3175"/>
+        <w:gridCol w:w="1701"/>
+        <w:gridCol w:w="1134"/>
+        <w:gridCol w:w="6690"/>
       </w:tblGrid>
       <w:tr>
         <w:trPr>
@@ -344,7 +388,7 @@
         </w:trPr>
         <w:tc>
           <w:tcPr>
-            <w:tcW w:type="dxa" w:w="3175"/>
+            <w:tcW w:type="dxa" w:w="1701"/>
             <w:shd w:fill="F2F2F2"/>
             <w:vAlign w:val="center"/>
           </w:tcPr>
@@ -365,7 +409,7 @@
         </w:tc>
         <w:tc>
           <w:tcPr>
-            <w:tcW w:type="dxa" w:w="3175"/>
+            <w:tcW w:type="dxa" w:w="1134"/>
             <w:shd w:fill="F2F2F2"/>
             <w:vAlign w:val="center"/>
           </w:tcPr>
@@ -386,7 +430,7 @@
         </w:tc>
         <w:tc>
           <w:tcPr>
-            <w:tcW w:type="dxa" w:w="3175"/>
+            <w:tcW w:type="dxa" w:w="6690"/>
             <w:shd w:fill="F2F2F2"/>
             <w:vAlign w:val="center"/>
           </w:tcPr>
@@ -412,7 +456,7 @@
         </w:trPr>
         <w:tc>
           <w:tcPr>
-            <w:tcW w:type="dxa" w:w="3175"/>
+            <w:tcW w:type="dxa" w:w="1701"/>
             <w:vAlign w:val="center"/>
           </w:tcPr>
           <w:p>
@@ -432,7 +476,7 @@
         </w:tc>
         <w:tc>
           <w:tcPr>
-            <w:tcW w:type="dxa" w:w="3175"/>
+            <w:tcW w:type="dxa" w:w="1134"/>
             <w:vAlign w:val="center"/>
           </w:tcPr>
           <w:p>
@@ -452,7 +496,7 @@
         </w:tc>
         <w:tc>
           <w:tcPr>
-            <w:tcW w:type="dxa" w:w="3175"/>
+            <w:tcW w:type="dxa" w:w="6690"/>
             <w:vAlign w:val="center"/>
           </w:tcPr>
           <w:p>
@@ -466,7 +510,7 @@
                 <w:color w:val="000000"/>
                 <w:sz w:val="20"/>
               </w:rPr>
-              <w:t>教师公开的授课科目与所选需求</w:t>
+              <w:t>先筛除不符科目；入选者均获得该项分数</w:t>
             </w:r>
           </w:p>
         </w:tc>
@@ -477,7 +521,7 @@
         </w:trPr>
         <w:tc>
           <w:tcPr>
-            <w:tcW w:type="dxa" w:w="3175"/>
+            <w:tcW w:type="dxa" w:w="1701"/>
             <w:vAlign w:val="center"/>
           </w:tcPr>
           <w:p>
@@ -497,7 +541,7 @@
         </w:tc>
         <w:tc>
           <w:tcPr>
-            <w:tcW w:type="dxa" w:w="3175"/>
+            <w:tcW w:type="dxa" w:w="1134"/>
             <w:vAlign w:val="center"/>
           </w:tcPr>
           <w:p>
@@ -517,7 +561,7 @@
         </w:tc>
         <w:tc>
           <w:tcPr>
-            <w:tcW w:type="dxa" w:w="3175"/>
+            <w:tcW w:type="dxa" w:w="6690"/>
             <w:vAlign w:val="center"/>
           </w:tcPr>
           <w:p>
@@ -531,7 +575,7 @@
                 <w:color w:val="000000"/>
                 <w:sz w:val="20"/>
               </w:rPr>
-              <w:t>所选时段与教师声明的空闲时间</w:t>
+              <w:t>命中记满分；宽泛时段有交集即可命中</w:t>
             </w:r>
           </w:p>
         </w:tc>
@@ -542,7 +586,7 @@
         </w:trPr>
         <w:tc>
           <w:tcPr>
-            <w:tcW w:type="dxa" w:w="3175"/>
+            <w:tcW w:type="dxa" w:w="1701"/>
             <w:vAlign w:val="center"/>
           </w:tcPr>
           <w:p>
@@ -562,7 +606,7 @@
         </w:tc>
         <w:tc>
           <w:tcPr>
-            <w:tcW w:type="dxa" w:w="3175"/>
+            <w:tcW w:type="dxa" w:w="1134"/>
             <w:vAlign w:val="center"/>
           </w:tcPr>
           <w:p>
@@ -582,7 +626,7 @@
         </w:tc>
         <w:tc>
           <w:tcPr>
-            <w:tcW w:type="dxa" w:w="3175"/>
+            <w:tcW w:type="dxa" w:w="6690"/>
             <w:vAlign w:val="center"/>
           </w:tcPr>
           <w:p>
@@ -596,7 +640,7 @@
                 <w:color w:val="000000"/>
                 <w:sz w:val="20"/>
               </w:rPr>
-              <w:t>资料中的自述教学经历</w:t>
+              <w:t>自述教学月数折算，36个月封顶</w:t>
             </w:r>
           </w:p>
         </w:tc>
@@ -607,7 +651,7 @@
         </w:trPr>
         <w:tc>
           <w:tcPr>
-            <w:tcW w:type="dxa" w:w="3175"/>
+            <w:tcW w:type="dxa" w:w="1701"/>
             <w:vAlign w:val="center"/>
           </w:tcPr>
           <w:p>
@@ -627,7 +671,7 @@
         </w:tc>
         <w:tc>
           <w:tcPr>
-            <w:tcW w:type="dxa" w:w="3175"/>
+            <w:tcW w:type="dxa" w:w="1134"/>
             <w:vAlign w:val="center"/>
           </w:tcPr>
           <w:p>
@@ -647,7 +691,7 @@
         </w:tc>
         <w:tc>
           <w:tcPr>
-            <w:tcW w:type="dxa" w:w="3175"/>
+            <w:tcW w:type="dxa" w:w="6690"/>
             <w:vAlign w:val="center"/>
           </w:tcPr>
           <w:p>
@@ -661,7 +705,7 @@
                 <w:color w:val="000000"/>
                 <w:sz w:val="20"/>
               </w:rPr>
-              <w:t>课时费与用户预算</w:t>
+              <w:t>按预算内价格余量计分，费用等于预算时为0</w:t>
             </w:r>
           </w:p>
         </w:tc>
@@ -672,7 +716,7 @@
         </w:trPr>
         <w:tc>
           <w:tcPr>
-            <w:tcW w:type="dxa" w:w="3175"/>
+            <w:tcW w:type="dxa" w:w="1701"/>
             <w:vAlign w:val="center"/>
           </w:tcPr>
           <w:p>
@@ -692,7 +736,7 @@
         </w:tc>
         <w:tc>
           <w:tcPr>
-            <w:tcW w:type="dxa" w:w="3175"/>
+            <w:tcW w:type="dxa" w:w="1134"/>
             <w:vAlign w:val="center"/>
           </w:tcPr>
           <w:p>
@@ -712,7 +756,7 @@
         </w:tc>
         <w:tc>
           <w:tcPr>
-            <w:tcW w:type="dxa" w:w="3175"/>
+            <w:tcW w:type="dxa" w:w="6690"/>
             <w:vAlign w:val="center"/>
           </w:tcPr>
           <w:p>
@@ -739,89 +783,19 @@
           <w:color w:val="000000"/>
           <w:sz w:val="21"/>
         </w:rPr>
-        <w:t>权重可调整，分项理由与筛选结果公开展示。推荐分表示条件适配排序，不是教师资质认证、教学质量评级或学生提分概率。</w:t>
+        <w:t>权重是可调整的业务设定，未宣称经教学效果优化。学科分对入选者相同，不继续区分其先后；时间不符影响评分，当前不作硬排除，具体钟点仍需双方确认。推荐分不代表资质、教学质量或提分概率。</w:t>
       </w:r>
     </w:p>
     <w:p>
       <w:pPr>
-        <w:pStyle w:val="Heading2"/>
-      </w:pPr>
-      <w:r>
-        <w:rPr>
-          <w:rFonts w:ascii="Noto Serif CJK SC" w:hAnsi="Noto Serif CJK SC" w:eastAsia="Noto Serif CJK SC"/>
-          <w:color w:val="000000"/>
-        </w:rPr>
-        <w:t>2.3 从推荐结果进入实际服务流程</w:t>
-      </w:r>
-    </w:p>
-    <w:p>
-      <w:r>
-        <w:rPr>
-          <w:rFonts w:ascii="Noto Serif CJK SC" w:hAnsi="Noto Serif CJK SC" w:eastAsia="Noto Serif CJK SC"/>
-          <w:color w:val="000000"/>
-          <w:sz w:val="21"/>
-        </w:rPr>
-        <w:t>教师详情集中展示学校、专业、科目、授课方式、时间、片区、简介、照片和参考费用，回应“能否教、何时教、费用多少、区域是否合适”等实际选择问题。家长可从结果卡进入详情并提交预约；家教可接受或拒绝，家长查看真实当前状态。管理员负责入驻资料审核和举报处理。</w:t>
-      </w:r>
-    </w:p>
-    <w:p>
-      <w:r>
-        <w:rPr>
-          <w:rFonts w:ascii="Noto Serif CJK SC" w:hAnsi="Noto Serif CJK SC" w:eastAsia="Noto Serif CJK SC"/>
-          <w:color w:val="000000"/>
-          <w:sz w:val="21"/>
-        </w:rPr>
-        <w:t>平台含24份合成演示家教资料，用于展示检索、筛选与推荐流程。资料、履历与报价是演示内容，不作为实际用户规模或资质证明。</w:t>
-      </w:r>
-    </w:p>
-    <w:p>
-      <w:r>
-        <w:br w:type="page"/>
-      </w:r>
-    </w:p>
-    <w:p>
-      <w:pPr>
-        <w:pStyle w:val="Heading1"/>
-      </w:pPr>
-      <w:r>
-        <w:rPr>
-          <w:rFonts w:ascii="Noto Serif CJK SC" w:hAnsi="Noto Serif CJK SC" w:eastAsia="Noto Serif CJK SC"/>
-          <w:color w:val="000000"/>
-        </w:rPr>
-        <w:t>三 落地场景一：AI学习与选师衔接</w:t>
-      </w:r>
-    </w:p>
-    <w:p>
-      <w:pPr>
-        <w:pStyle w:val="Heading2"/>
-      </w:pPr>
-      <w:r>
-        <w:rPr>
-          <w:rFonts w:ascii="Noto Serif CJK SC" w:hAnsi="Noto Serif CJK SC" w:eastAsia="Noto Serif CJK SC"/>
-          <w:color w:val="000000"/>
-        </w:rPr>
-        <w:t>3.1 小书灵统一交互入口</w:t>
-      </w:r>
-    </w:p>
-    <w:p>
-      <w:r>
-        <w:rPr>
-          <w:rFonts w:ascii="Noto Serif CJK SC" w:hAnsi="Noto Serif CJK SC" w:eastAsia="Noto Serif CJK SC"/>
-          <w:color w:val="000000"/>
-          <w:sz w:val="21"/>
-        </w:rPr>
-        <w:t>小书灵提供平台使用指引、需求整理与学习问答入口。兼容浏览器支持语音输入和中文朗读，同时保留文字操作。服务端提供模型对话与单张作业图片辅导接口，图片由用户主动选择并确认；具体生成结果依赖已配置模型，页面区分模型答复与本机演示答复。它的作用是把“说出问题”与“进入可操作页面”衔接起来：用户既可问平台怎么使用，也可整理找老师的条件，并在确认后进入智能匹配。</w:t>
-      </w:r>
-    </w:p>
-    <w:p>
-      <w:pPr>
+        <w:keepNext/>
         <w:jc w:val="center"/>
       </w:pPr>
       <w:r>
         <w:drawing>
           <wp:inline xmlns:a="http://schemas.openxmlformats.org/drawingml/2006/main" xmlns:pic="http://schemas.openxmlformats.org/drawingml/2006/picture">
-            <wp:extent cx="3517837" cy="1980000"/>
-            <wp:docPr id="2" name="Picture 2"/>
+            <wp:extent cx="5688000" cy="1908232"/>
+            <wp:docPr id="1" name="Picture 1"/>
             <wp:cNvGraphicFramePr>
               <a:graphicFrameLocks noChangeAspect="1"/>
             </wp:cNvGraphicFramePr>
@@ -829,11 +803,12 @@
               <a:graphicData uri="http://schemas.openxmlformats.org/drawingml/2006/picture">
                 <pic:pic>
                   <pic:nvPicPr>
-                    <pic:cNvPr id="0" name="02-assistant.png"/>
+                    <pic:cNvPr id="0" name="02-match-evidence.png"/>
                     <pic:cNvPicPr/>
                   </pic:nvPicPr>
                   <pic:blipFill>
-                    <a:blip r:embed="rId11"/>
+                    <a:blip r:embed="rId10"/>
+                    <a:srcRect l="13672" t="62446" r="13672" b="29076"/>
                     <a:stretch>
                       <a:fillRect/>
                     </a:stretch>
@@ -841,7 +816,7 @@
                   <pic:spPr>
                     <a:xfrm>
                       <a:off x="0" y="0"/>
-                      <a:ext cx="3517837" cy="1980000"/>
+                      <a:ext cx="5688000" cy="1908232"/>
                     </a:xfrm>
                     <a:prstGeom prst="rect"/>
                   </pic:spPr>
@@ -862,7 +837,324 @@
           <w:color w:val="000000"/>
           <w:sz w:val="16"/>
         </w:rPr>
-        <w:t>图2 小书灵问答与学习工具入口</w:t>
+        <w:t>图1 真实推荐卡局部：分项得分、资料来源与详情入口</w:t>
+      </w:r>
+    </w:p>
+    <w:p>
+      <w:r>
+        <w:rPr>
+          <w:rFonts w:ascii="Noto Serif CJK SC" w:hAnsi="Noto Serif CJK SC" w:eastAsia="Noto Serif CJK SC"/>
+          <w:color w:val="000000"/>
+          <w:sz w:val="21"/>
+        </w:rPr>
+        <w:t>图1来自仓库既有开发API验收截图，仅裁取真实卡片，推荐由规则计算，非模型生成。</w:t>
+      </w:r>
+    </w:p>
+    <w:p>
+      <w:pPr>
+        <w:pStyle w:val="Heading2"/>
+      </w:pPr>
+      <w:r>
+        <w:rPr>
+          <w:rFonts w:ascii="Noto Serif CJK SC" w:hAnsi="Noto Serif CJK SC" w:eastAsia="Noto Serif CJK SC"/>
+          <w:color w:val="000000"/>
+        </w:rPr>
+        <w:t>2.2 从推荐结果进入实际服务流程</w:t>
+      </w:r>
+    </w:p>
+    <w:p>
+      <w:r>
+        <w:rPr>
+          <w:rFonts w:ascii="Noto Serif CJK SC" w:hAnsi="Noto Serif CJK SC" w:eastAsia="Noto Serif CJK SC"/>
+          <w:color w:val="000000"/>
+          <w:sz w:val="21"/>
+        </w:rPr>
+        <w:t>教师详情集中展示学校、专业、科目、时间、片区、照片及费用。家长提交预约，家教接受或拒绝，家长查看当前状态，管理员审核入驻资料。24份合成演示资料及自述履历不作为真实用户规模或资质证明。</w:t>
+      </w:r>
+    </w:p>
+    <w:p>
+      <w:pPr>
+        <w:pStyle w:val="Heading1"/>
+        <w:pageBreakBefore/>
+      </w:pPr>
+      <w:r>
+        <w:rPr>
+          <w:rFonts w:ascii="Noto Serif CJK SC" w:hAnsi="Noto Serif CJK SC" w:eastAsia="Noto Serif CJK SC"/>
+          <w:color w:val="000000"/>
+        </w:rPr>
+        <w:t>三 落地场景一：AI学习与选师衔接</w:t>
+      </w:r>
+    </w:p>
+    <w:p>
+      <w:pPr>
+        <w:pStyle w:val="Heading2"/>
+      </w:pPr>
+      <w:r>
+        <w:rPr>
+          <w:rFonts w:ascii="Noto Serif CJK SC" w:hAnsi="Noto Serif CJK SC" w:eastAsia="Noto Serif CJK SC"/>
+          <w:color w:val="000000"/>
+        </w:rPr>
+        <w:t>3.1 小书灵如何连接业务工具</w:t>
+      </w:r>
+    </w:p>
+    <w:p>
+      <w:r>
+        <w:rPr>
+          <w:rFonts w:ascii="Noto Serif CJK SC" w:hAnsi="Noto Serif CJK SC" w:eastAsia="Noto Serif CJK SC"/>
+          <w:color w:val="000000"/>
+          <w:sz w:val="21"/>
+        </w:rPr>
+        <w:t>小书灵提供平台使用指引、需求整理与学习问答入口。兼容浏览器支持语音输入和中文朗读，同时保留文字操作。服务端提供模型对话与单张作业图片辅导接口，图片由用户主动选择并确认；具体生成结果依赖已配置模型，页面区分模型答复与本机演示答复。它的作用是把“说出问题”与“进入可操作页面”衔接起来：用户既可问平台怎么使用，也可整理找老师的条件，并在确认后进入智能匹配。</w:t>
+      </w:r>
+    </w:p>
+    <w:tbl>
+      <w:tblPr>
+        <w:tblStyle w:val="TableGrid"/>
+        <w:tblW w:type="auto" w:w="0"/>
+        <w:tblLayout w:type="fixed"/>
+        <w:tblLook w:firstColumn="1" w:firstRow="1" w:lastColumn="0" w:lastRow="0" w:noHBand="0" w:noVBand="1" w:val="04A0"/>
+      </w:tblPr>
+      <w:tblGrid>
+        <w:gridCol w:w="2835"/>
+        <w:gridCol w:w="6690"/>
+      </w:tblGrid>
+      <w:tr>
+        <w:trPr>
+          <w:tblHeader/>
+          <w:cantSplit/>
+        </w:trPr>
+        <w:tc>
+          <w:tcPr>
+            <w:tcW w:type="dxa" w:w="2835"/>
+            <w:shd w:fill="F2F2F2"/>
+            <w:vAlign w:val="center"/>
+          </w:tcPr>
+          <w:p>
+            <w:pPr>
+              <w:spacing w:after="80" w:line="276" w:lineRule="auto"/>
+            </w:pPr>
+            <w:r>
+              <w:rPr>
+                <w:rFonts w:ascii="Noto Serif CJK SC" w:hAnsi="Noto Serif CJK SC" w:eastAsia="Noto Serif CJK SC"/>
+                <w:b/>
+                <w:color w:val="000000"/>
+                <w:sz w:val="20"/>
+              </w:rPr>
+              <w:t>任务</w:t>
+            </w:r>
+          </w:p>
+        </w:tc>
+        <w:tc>
+          <w:tcPr>
+            <w:tcW w:type="dxa" w:w="6690"/>
+            <w:shd w:fill="F2F2F2"/>
+            <w:vAlign w:val="center"/>
+          </w:tcPr>
+          <w:p>
+            <w:pPr>
+              <w:spacing w:after="80" w:line="276" w:lineRule="auto"/>
+            </w:pPr>
+            <w:r>
+              <w:rPr>
+                <w:rFonts w:ascii="Noto Serif CJK SC" w:hAnsi="Noto Serif CJK SC" w:eastAsia="Noto Serif CJK SC"/>
+                <w:b/>
+                <w:color w:val="000000"/>
+                <w:sz w:val="20"/>
+              </w:rPr>
+              <w:t>当前机制与确认边界</w:t>
+            </w:r>
+          </w:p>
+        </w:tc>
+      </w:tr>
+      <w:tr>
+        <w:trPr>
+          <w:cantSplit/>
+        </w:trPr>
+        <w:tc>
+          <w:tcPr>
+            <w:tcW w:type="dxa" w:w="2835"/>
+            <w:vAlign w:val="center"/>
+          </w:tcPr>
+          <w:p>
+            <w:pPr>
+              <w:spacing w:after="80" w:line="276" w:lineRule="auto"/>
+            </w:pPr>
+            <w:r>
+              <w:rPr>
+                <w:rFonts w:ascii="Noto Serif CJK SC" w:hAnsi="Noto Serif CJK SC" w:eastAsia="Noto Serif CJK SC"/>
+                <w:b w:val="0"/>
+                <w:color w:val="000000"/>
+                <w:sz w:val="20"/>
+              </w:rPr>
+              <w:t>明确匹配指令</w:t>
+            </w:r>
+          </w:p>
+        </w:tc>
+        <w:tc>
+          <w:tcPr>
+            <w:tcW w:type="dxa" w:w="6690"/>
+            <w:vAlign w:val="center"/>
+          </w:tcPr>
+          <w:p>
+            <w:pPr>
+              <w:spacing w:after="80" w:line="276" w:lineRule="auto"/>
+            </w:pPr>
+            <w:r>
+              <w:rPr>
+                <w:rFonts w:ascii="Noto Serif CJK SC" w:hAnsi="Noto Serif CJK SC" w:eastAsia="Noto Serif CJK SC"/>
+                <w:b w:val="0"/>
+                <w:color w:val="000000"/>
+                <w:sz w:val="20"/>
+              </w:rPr>
+              <w:t>优先本地规则整理并跳转；标注本机来源，不代提交预约</w:t>
+            </w:r>
+          </w:p>
+        </w:tc>
+      </w:tr>
+      <w:tr>
+        <w:trPr>
+          <w:cantSplit/>
+        </w:trPr>
+        <w:tc>
+          <w:tcPr>
+            <w:tcW w:type="dxa" w:w="2835"/>
+            <w:vAlign w:val="center"/>
+          </w:tcPr>
+          <w:p>
+            <w:pPr>
+              <w:spacing w:after="80" w:line="276" w:lineRule="auto"/>
+            </w:pPr>
+            <w:r>
+              <w:rPr>
+                <w:rFonts w:ascii="Noto Serif CJK SC" w:hAnsi="Noto Serif CJK SC" w:eastAsia="Noto Serif CJK SC"/>
+                <w:b w:val="0"/>
+                <w:color w:val="000000"/>
+                <w:sz w:val="20"/>
+              </w:rPr>
+              <w:t>模型需求解析</w:t>
+            </w:r>
+          </w:p>
+        </w:tc>
+        <w:tc>
+          <w:tcPr>
+            <w:tcW w:type="dxa" w:w="6690"/>
+            <w:vAlign w:val="center"/>
+          </w:tcPr>
+          <w:p>
+            <w:pPr>
+              <w:spacing w:after="80" w:line="276" w:lineRule="auto"/>
+            </w:pPr>
+            <w:r>
+              <w:rPr>
+                <w:rFonts w:ascii="Noto Serif CJK SC" w:hAnsi="Noto Serif CJK SC" w:eastAsia="Noto Serif CJK SC"/>
+                <w:b w:val="0"/>
+                <w:color w:val="000000"/>
+                <w:sz w:val="20"/>
+              </w:rPr>
+              <w:t>可选模型返回表单建议，用户核对；推荐仍由规则计算</w:t>
+            </w:r>
+          </w:p>
+        </w:tc>
+      </w:tr>
+      <w:tr>
+        <w:trPr>
+          <w:cantSplit/>
+        </w:trPr>
+        <w:tc>
+          <w:tcPr>
+            <w:tcW w:type="dxa" w:w="2835"/>
+            <w:vAlign w:val="center"/>
+          </w:tcPr>
+          <w:p>
+            <w:pPr>
+              <w:spacing w:after="80" w:line="276" w:lineRule="auto"/>
+            </w:pPr>
+            <w:r>
+              <w:rPr>
+                <w:rFonts w:ascii="Noto Serif CJK SC" w:hAnsi="Noto Serif CJK SC" w:eastAsia="Noto Serif CJK SC"/>
+                <w:b w:val="0"/>
+                <w:color w:val="000000"/>
+                <w:sz w:val="20"/>
+              </w:rPr>
+              <w:t>问答、图片辅导、出题</w:t>
+            </w:r>
+          </w:p>
+        </w:tc>
+        <w:tc>
+          <w:tcPr>
+            <w:tcW w:type="dxa" w:w="6690"/>
+            <w:vAlign w:val="center"/>
+          </w:tcPr>
+          <w:p>
+            <w:pPr>
+              <w:spacing w:after="80" w:line="276" w:lineRule="auto"/>
+            </w:pPr>
+            <w:r>
+              <w:rPr>
+                <w:rFonts w:ascii="Noto Serif CJK SC" w:hAnsi="Noto Serif CJK SC" w:eastAsia="Noto Serif CJK SC"/>
+                <w:b w:val="0"/>
+                <w:color w:val="000000"/>
+                <w:sz w:val="20"/>
+              </w:rPr>
+              <w:t>已实现可选模型接口；图片由用户选择、确认发送</w:t>
+            </w:r>
+          </w:p>
+        </w:tc>
+      </w:tr>
+      <w:tr>
+        <w:trPr>
+          <w:cantSplit/>
+        </w:trPr>
+        <w:tc>
+          <w:tcPr>
+            <w:tcW w:type="dxa" w:w="2835"/>
+            <w:vAlign w:val="center"/>
+          </w:tcPr>
+          <w:p>
+            <w:pPr>
+              <w:spacing w:after="80" w:line="276" w:lineRule="auto"/>
+            </w:pPr>
+            <w:r>
+              <w:rPr>
+                <w:rFonts w:ascii="Noto Serif CJK SC" w:hAnsi="Noto Serif CJK SC" w:eastAsia="Noto Serif CJK SC"/>
+                <w:b w:val="0"/>
+                <w:color w:val="000000"/>
+                <w:sz w:val="20"/>
+              </w:rPr>
+              <w:t>教学反馈与修订</w:t>
+            </w:r>
+          </w:p>
+        </w:tc>
+        <w:tc>
+          <w:tcPr>
+            <w:tcW w:type="dxa" w:w="6690"/>
+            <w:vAlign w:val="center"/>
+          </w:tcPr>
+          <w:p>
+            <w:pPr>
+              <w:spacing w:after="80" w:line="276" w:lineRule="auto"/>
+            </w:pPr>
+            <w:r>
+              <w:rPr>
+                <w:rFonts w:ascii="Noto Serif CJK SC" w:hAnsi="Noto Serif CJK SC" w:eastAsia="Noto Serif CJK SC"/>
+                <w:b w:val="0"/>
+                <w:color w:val="000000"/>
+                <w:sz w:val="20"/>
+              </w:rPr>
+              <w:t>预置或受约束模型候选，检查结构与引用，教师核验发布</w:t>
+            </w:r>
+          </w:p>
+        </w:tc>
+      </w:tr>
+    </w:tbl>
+    <w:p>
+      <w:r>
+        <w:rPr>
+          <w:rFonts w:ascii="Noto Serif CJK SC" w:hAnsi="Noto Serif CJK SC" w:eastAsia="Noto Serif CJK SC"/>
+          <w:color w:val="000000"/>
+          <w:sz w:val="21"/>
+        </w:rPr>
+        <w:t>模型接口及调用校验已实现，现有自动化测试使用模拟模型响应；当前核查材料未提供真实供应商连通性、速度、费用与生成质量验证。配置齐全不等于调用成功。小书灵承担交互与业务入口衔接，不宣称已实现大模型自主规划并跨工具执行全部业务的通用Agent。</w:t>
       </w:r>
     </w:p>
     <w:p>
@@ -910,13 +1202,9 @@
       </w:r>
     </w:p>
     <w:p>
-      <w:r>
-        <w:br w:type="page"/>
-      </w:r>
-    </w:p>
-    <w:p>
       <w:pPr>
         <w:pStyle w:val="Heading1"/>
+        <w:pageBreakBefore/>
       </w:pPr>
       <w:r>
         <w:rPr>
@@ -948,348 +1236,16 @@
         <w:t>教学服务以一条已接受的预约为入口，把“备课—授课—反馈—下一课调整”保存在同一业务上下文。教师可以加载课程、编辑目标与教学安排，核查题目及标准答案后发布。家长只能查看教师确认后的课程和反馈。系统中的初一数学“一元一次方程”案例包含四节课程，每节45分钟，提供教学目标、例题、练习、答案、作业和观察指标。</w:t>
       </w:r>
     </w:p>
-    <w:tbl>
-      <w:tblPr>
-        <w:tblStyle w:val="TableGrid"/>
-        <w:tblW w:type="auto" w:w="0"/>
-        <w:tblLayout w:type="fixed"/>
-        <w:tblLook w:firstColumn="1" w:firstRow="1" w:lastColumn="0" w:lastRow="0" w:noHBand="0" w:noVBand="1" w:val="04A0"/>
-      </w:tblPr>
-      <w:tblGrid>
-        <w:gridCol w:w="3175"/>
-        <w:gridCol w:w="3175"/>
-        <w:gridCol w:w="3175"/>
-      </w:tblGrid>
-      <w:tr>
-        <w:trPr>
-          <w:tblHeader/>
-          <w:cantSplit/>
-        </w:trPr>
-        <w:tc>
-          <w:tcPr>
-            <w:tcW w:type="dxa" w:w="3175"/>
-            <w:shd w:fill="F2F2F2"/>
-            <w:vAlign w:val="center"/>
-          </w:tcPr>
-          <w:p>
-            <w:pPr>
-              <w:spacing w:after="80" w:line="276" w:lineRule="auto"/>
-            </w:pPr>
-            <w:r>
-              <w:rPr>
-                <w:rFonts w:ascii="Noto Serif CJK SC" w:hAnsi="Noto Serif CJK SC" w:eastAsia="Noto Serif CJK SC"/>
-                <w:b/>
-                <w:color w:val="000000"/>
-                <w:sz w:val="20"/>
-              </w:rPr>
-              <w:t>课次</w:t>
-            </w:r>
-          </w:p>
-        </w:tc>
-        <w:tc>
-          <w:tcPr>
-            <w:tcW w:type="dxa" w:w="3175"/>
-            <w:shd w:fill="F2F2F2"/>
-            <w:vAlign w:val="center"/>
-          </w:tcPr>
-          <w:p>
-            <w:pPr>
-              <w:spacing w:after="80" w:line="276" w:lineRule="auto"/>
-            </w:pPr>
-            <w:r>
-              <w:rPr>
-                <w:rFonts w:ascii="Noto Serif CJK SC" w:hAnsi="Noto Serif CJK SC" w:eastAsia="Noto Serif CJK SC"/>
-                <w:b/>
-                <w:color w:val="000000"/>
-                <w:sz w:val="20"/>
-              </w:rPr>
-              <w:t>主题</w:t>
-            </w:r>
-          </w:p>
-        </w:tc>
-        <w:tc>
-          <w:tcPr>
-            <w:tcW w:type="dxa" w:w="3175"/>
-            <w:shd w:fill="F2F2F2"/>
-            <w:vAlign w:val="center"/>
-          </w:tcPr>
-          <w:p>
-            <w:pPr>
-              <w:spacing w:after="80" w:line="276" w:lineRule="auto"/>
-            </w:pPr>
-            <w:r>
-              <w:rPr>
-                <w:rFonts w:ascii="Noto Serif CJK SC" w:hAnsi="Noto Serif CJK SC" w:eastAsia="Noto Serif CJK SC"/>
-                <w:b/>
-                <w:color w:val="000000"/>
-                <w:sz w:val="20"/>
-              </w:rPr>
-              <w:t>主要内容</w:t>
-            </w:r>
-          </w:p>
-        </w:tc>
-      </w:tr>
-      <w:tr>
-        <w:trPr>
-          <w:cantSplit/>
-        </w:trPr>
-        <w:tc>
-          <w:tcPr>
-            <w:tcW w:type="dxa" w:w="3175"/>
-            <w:vAlign w:val="center"/>
-          </w:tcPr>
-          <w:p>
-            <w:pPr>
-              <w:spacing w:after="80" w:line="276" w:lineRule="auto"/>
-            </w:pPr>
-            <w:r>
-              <w:rPr>
-                <w:rFonts w:ascii="Noto Serif CJK SC" w:hAnsi="Noto Serif CJK SC" w:eastAsia="Noto Serif CJK SC"/>
-                <w:b w:val="0"/>
-                <w:color w:val="000000"/>
-                <w:sz w:val="20"/>
-              </w:rPr>
-              <w:t>第1课</w:t>
-            </w:r>
-          </w:p>
-        </w:tc>
-        <w:tc>
-          <w:tcPr>
-            <w:tcW w:type="dxa" w:w="3175"/>
-            <w:vAlign w:val="center"/>
-          </w:tcPr>
-          <w:p>
-            <w:pPr>
-              <w:spacing w:after="80" w:line="276" w:lineRule="auto"/>
-            </w:pPr>
-            <w:r>
-              <w:rPr>
-                <w:rFonts w:ascii="Noto Serif CJK SC" w:hAnsi="Noto Serif CJK SC" w:eastAsia="Noto Serif CJK SC"/>
-                <w:b w:val="0"/>
-                <w:color w:val="000000"/>
-                <w:sz w:val="20"/>
-              </w:rPr>
-              <w:t>认识方程与等式性质</w:t>
-            </w:r>
-          </w:p>
-        </w:tc>
-        <w:tc>
-          <w:tcPr>
-            <w:tcW w:type="dxa" w:w="3175"/>
-            <w:vAlign w:val="center"/>
-          </w:tcPr>
-          <w:p>
-            <w:pPr>
-              <w:spacing w:after="80" w:line="276" w:lineRule="auto"/>
-            </w:pPr>
-            <w:r>
-              <w:rPr>
-                <w:rFonts w:ascii="Noto Serif CJK SC" w:hAnsi="Noto Serif CJK SC" w:eastAsia="Noto Serif CJK SC"/>
-                <w:b w:val="0"/>
-                <w:color w:val="000000"/>
-                <w:sz w:val="20"/>
-              </w:rPr>
-              <w:t>未知数、方程的解、等式基本变形与检验</w:t>
-            </w:r>
-          </w:p>
-        </w:tc>
-      </w:tr>
-      <w:tr>
-        <w:trPr>
-          <w:cantSplit/>
-        </w:trPr>
-        <w:tc>
-          <w:tcPr>
-            <w:tcW w:type="dxa" w:w="3175"/>
-            <w:vAlign w:val="center"/>
-          </w:tcPr>
-          <w:p>
-            <w:pPr>
-              <w:spacing w:after="80" w:line="276" w:lineRule="auto"/>
-            </w:pPr>
-            <w:r>
-              <w:rPr>
-                <w:rFonts w:ascii="Noto Serif CJK SC" w:hAnsi="Noto Serif CJK SC" w:eastAsia="Noto Serif CJK SC"/>
-                <w:b w:val="0"/>
-                <w:color w:val="000000"/>
-                <w:sz w:val="20"/>
-              </w:rPr>
-              <w:t>第2课</w:t>
-            </w:r>
-          </w:p>
-        </w:tc>
-        <w:tc>
-          <w:tcPr>
-            <w:tcW w:type="dxa" w:w="3175"/>
-            <w:vAlign w:val="center"/>
-          </w:tcPr>
-          <w:p>
-            <w:pPr>
-              <w:spacing w:after="80" w:line="276" w:lineRule="auto"/>
-            </w:pPr>
-            <w:r>
-              <w:rPr>
-                <w:rFonts w:ascii="Noto Serif CJK SC" w:hAnsi="Noto Serif CJK SC" w:eastAsia="Noto Serif CJK SC"/>
-                <w:b w:val="0"/>
-                <w:color w:val="000000"/>
-                <w:sz w:val="20"/>
-              </w:rPr>
-              <w:t>合并同类项与移项</w:t>
-            </w:r>
-          </w:p>
-        </w:tc>
-        <w:tc>
-          <w:tcPr>
-            <w:tcW w:type="dxa" w:w="3175"/>
-            <w:vAlign w:val="center"/>
-          </w:tcPr>
-          <w:p>
-            <w:pPr>
-              <w:spacing w:after="80" w:line="276" w:lineRule="auto"/>
-            </w:pPr>
-            <w:r>
-              <w:rPr>
-                <w:rFonts w:ascii="Noto Serif CJK SC" w:hAnsi="Noto Serif CJK SC" w:eastAsia="Noto Serif CJK SC"/>
-                <w:b w:val="0"/>
-                <w:color w:val="000000"/>
-                <w:sz w:val="20"/>
-              </w:rPr>
-              <w:t>规范步骤、移项符号与分层练习</w:t>
-            </w:r>
-          </w:p>
-        </w:tc>
-      </w:tr>
-      <w:tr>
-        <w:trPr>
-          <w:cantSplit/>
-        </w:trPr>
-        <w:tc>
-          <w:tcPr>
-            <w:tcW w:type="dxa" w:w="3175"/>
-            <w:vAlign w:val="center"/>
-          </w:tcPr>
-          <w:p>
-            <w:pPr>
-              <w:spacing w:after="80" w:line="276" w:lineRule="auto"/>
-            </w:pPr>
-            <w:r>
-              <w:rPr>
-                <w:rFonts w:ascii="Noto Serif CJK SC" w:hAnsi="Noto Serif CJK SC" w:eastAsia="Noto Serif CJK SC"/>
-                <w:b w:val="0"/>
-                <w:color w:val="000000"/>
-                <w:sz w:val="20"/>
-              </w:rPr>
-              <w:t>第3课</w:t>
-            </w:r>
-          </w:p>
-        </w:tc>
-        <w:tc>
-          <w:tcPr>
-            <w:tcW w:type="dxa" w:w="3175"/>
-            <w:vAlign w:val="center"/>
-          </w:tcPr>
-          <w:p>
-            <w:pPr>
-              <w:spacing w:after="80" w:line="276" w:lineRule="auto"/>
-            </w:pPr>
-            <w:r>
-              <w:rPr>
-                <w:rFonts w:ascii="Noto Serif CJK SC" w:hAnsi="Noto Serif CJK SC" w:eastAsia="Noto Serif CJK SC"/>
-                <w:b w:val="0"/>
-                <w:color w:val="000000"/>
-                <w:sz w:val="20"/>
-              </w:rPr>
-              <w:t>去括号与去分母</w:t>
-            </w:r>
-          </w:p>
-        </w:tc>
-        <w:tc>
-          <w:tcPr>
-            <w:tcW w:type="dxa" w:w="3175"/>
-            <w:vAlign w:val="center"/>
-          </w:tcPr>
-          <w:p>
-            <w:pPr>
-              <w:spacing w:after="80" w:line="276" w:lineRule="auto"/>
-            </w:pPr>
-            <w:r>
-              <w:rPr>
-                <w:rFonts w:ascii="Noto Serif CJK SC" w:hAnsi="Noto Serif CJK SC" w:eastAsia="Noto Serif CJK SC"/>
-                <w:b w:val="0"/>
-                <w:color w:val="000000"/>
-                <w:sz w:val="20"/>
-              </w:rPr>
-              <w:t>原课程内容及基于课堂证据的修订对照</w:t>
-            </w:r>
-          </w:p>
-        </w:tc>
-      </w:tr>
-      <w:tr>
-        <w:trPr>
-          <w:cantSplit/>
-        </w:trPr>
-        <w:tc>
-          <w:tcPr>
-            <w:tcW w:type="dxa" w:w="3175"/>
-            <w:vAlign w:val="center"/>
-          </w:tcPr>
-          <w:p>
-            <w:pPr>
-              <w:spacing w:after="80" w:line="276" w:lineRule="auto"/>
-            </w:pPr>
-            <w:r>
-              <w:rPr>
-                <w:rFonts w:ascii="Noto Serif CJK SC" w:hAnsi="Noto Serif CJK SC" w:eastAsia="Noto Serif CJK SC"/>
-                <w:b w:val="0"/>
-                <w:color w:val="000000"/>
-                <w:sz w:val="20"/>
-              </w:rPr>
-              <w:t>第4课</w:t>
-            </w:r>
-          </w:p>
-        </w:tc>
-        <w:tc>
-          <w:tcPr>
-            <w:tcW w:type="dxa" w:w="3175"/>
-            <w:vAlign w:val="center"/>
-          </w:tcPr>
-          <w:p>
-            <w:pPr>
-              <w:spacing w:after="80" w:line="276" w:lineRule="auto"/>
-            </w:pPr>
-            <w:r>
-              <w:rPr>
-                <w:rFonts w:ascii="Noto Serif CJK SC" w:hAnsi="Noto Serif CJK SC" w:eastAsia="Noto Serif CJK SC"/>
-                <w:b w:val="0"/>
-                <w:color w:val="000000"/>
-                <w:sz w:val="20"/>
-              </w:rPr>
-              <w:t>应用题与单元总结</w:t>
-            </w:r>
-          </w:p>
-        </w:tc>
-        <w:tc>
-          <w:tcPr>
-            <w:tcW w:type="dxa" w:w="3175"/>
-            <w:vAlign w:val="center"/>
-          </w:tcPr>
-          <w:p>
-            <w:pPr>
-              <w:spacing w:after="80" w:line="276" w:lineRule="auto"/>
-            </w:pPr>
-            <w:r>
-              <w:rPr>
-                <w:rFonts w:ascii="Noto Serif CJK SC" w:hAnsi="Noto Serif CJK SC" w:eastAsia="Noto Serif CJK SC"/>
-                <w:b w:val="0"/>
-                <w:color w:val="000000"/>
-                <w:sz w:val="20"/>
-              </w:rPr>
-              <w:t>情境建模、解方程与综合复盘</w:t>
-            </w:r>
-          </w:p>
-        </w:tc>
-      </w:tr>
-    </w:tbl>
+    <w:p>
+      <w:r>
+        <w:rPr>
+          <w:rFonts w:ascii="Noto Serif CJK SC" w:hAnsi="Noto Serif CJK SC" w:eastAsia="Noto Serif CJK SC"/>
+          <w:color w:val="000000"/>
+          <w:sz w:val="21"/>
+        </w:rPr>
+        <w:t>原四课依次为等式性质、合并同类项与移项、去括号与去分母、应用题与单元总结。第三课的修订范围与延后内容见下一页。</w:t>
+      </w:r>
+    </w:p>
     <w:p>
       <w:pPr>
         <w:pStyle w:val="Heading2"/>
@@ -1309,7 +1265,84 @@
           <w:color w:val="000000"/>
           <w:sz w:val="21"/>
         </w:rPr>
-        <w:t>教师按题记录正误、错因、课堂观察与待巩固点，再形成反馈候选稿并核验发布。虚构案例中，第二课Q1—Q3正确，Q4、Q5出现移项符号错误；本次5题正确3题，即60%。反馈引用具体题目与教师观察，60%仅指本次练习正确率，不是提分率。</w:t>
+        <w:t>教师按题记录正误、错因、课堂观察与待巩固点，再形成反馈候选稿并核验发布。正误和错因由教师提供，本例不证明AI自主批改或独立诊断。虚构案例中，第二课Q1—Q3正确，Q4、Q5出现移项符号错误；本次5题正确3题，即60%。反馈引用具体题目与教师观察，60%仅指本次练习正确率，不是提分率。</w:t>
+      </w:r>
+    </w:p>
+    <w:p>
+      <w:pPr>
+        <w:keepNext/>
+        <w:jc w:val="center"/>
+      </w:pPr>
+      <w:r>
+        <w:drawing>
+          <wp:inline xmlns:a="http://schemas.openxmlformats.org/drawingml/2006/main" xmlns:pic="http://schemas.openxmlformats.org/drawingml/2006/picture">
+            <wp:extent cx="5040000" cy="3528000"/>
+            <wp:docPr id="2" name="Picture 2"/>
+            <wp:cNvGraphicFramePr>
+              <a:graphicFrameLocks noChangeAspect="1"/>
+            </wp:cNvGraphicFramePr>
+            <a:graphic>
+              <a:graphicData uri="http://schemas.openxmlformats.org/drawingml/2006/picture">
+                <pic:pic>
+                  <pic:nvPicPr>
+                    <pic:cNvPr id="0" name="02-feedback-evidence.png"/>
+                    <pic:cNvPicPr/>
+                  </pic:nvPicPr>
+                  <pic:blipFill>
+                    <a:blip r:embed="rId11"/>
+                    <a:srcRect l="0" t="0" r="0" b="0"/>
+                    <a:stretch>
+                      <a:fillRect/>
+                    </a:stretch>
+                  </pic:blipFill>
+                  <pic:spPr>
+                    <a:xfrm>
+                      <a:off x="0" y="0"/>
+                      <a:ext cx="5040000" cy="3528000"/>
+                    </a:xfrm>
+                    <a:prstGeom prst="rect"/>
+                  </pic:spPr>
+                </pic:pic>
+              </a:graphicData>
+            </a:graphic>
+          </wp:inline>
+        </w:drawing>
+      </w:r>
+    </w:p>
+    <w:p>
+      <w:pPr>
+        <w:jc w:val="center"/>
+      </w:pPr>
+      <w:r>
+        <w:rPr>
+          <w:rFonts w:ascii="Noto Serif CJK SC" w:hAnsi="Noto Serif CJK SC" w:eastAsia="Noto Serif CJK SC"/>
+          <w:color w:val="000000"/>
+          <w:sz w:val="16"/>
+        </w:rPr>
+        <w:t>图2 真实反馈候选：3/5统计、证据引用与教师发布入口</w:t>
+      </w:r>
+    </w:p>
+    <w:p>
+      <w:r>
+        <w:rPr>
+          <w:rFonts w:ascii="Noto Serif CJK SC" w:hAnsi="Noto Serif CJK SC" w:eastAsia="Noto Serif CJK SC"/>
+          <w:color w:val="000000"/>
+          <w:sz w:val="21"/>
+        </w:rPr>
+        <w:t>图2明确标注预置样例、草稿及家长不可见；确认发布后家长才能查看。统计和引用检查不替代教师对教学判断的核验。</w:t>
+      </w:r>
+    </w:p>
+    <w:p>
+      <w:pPr>
+        <w:pStyle w:val="Heading1"/>
+        <w:pageBreakBefore/>
+      </w:pPr>
+      <w:r>
+        <w:rPr>
+          <w:rFonts w:ascii="Noto Serif CJK SC" w:hAnsi="Noto Serif CJK SC" w:eastAsia="Noto Serif CJK SC"/>
+          <w:color w:val="000000"/>
+        </w:rPr>
+        <w:t>五 核心特色：课程修订与证据留痕</w:t>
       </w:r>
     </w:p>
     <w:p>
@@ -1321,7 +1354,7 @@
           <w:rFonts w:ascii="Noto Serif CJK SC" w:hAnsi="Noto Serif CJK SC" w:eastAsia="Noto Serif CJK SC"/>
           <w:color w:val="000000"/>
         </w:rPr>
-        <w:t>4.3 教师确认修订，保留历史版本</w:t>
+        <w:t>5.1 教师确认修订，保留历史版本</w:t>
       </w:r>
     </w:p>
     <w:p>
@@ -1334,117 +1367,412 @@
         <w:t>例如，虚构学生“小航”向“小林老师”预约初一数学辅导。第二课的Q4、Q5和教师观察共同指向移项符号问题，第三课据此增加10分钟符号专项，部分内容顺延，总时长仍为45分钟。采纳建议先形成草稿，教师再次核验并发布v2后家长可见，v1继续保留。课堂事实改变时，旧建议不能继续作为新修订依据。</w:t>
       </w:r>
     </w:p>
+    <w:p>
+      <w:pPr>
+        <w:keepNext/>
+        <w:jc w:val="center"/>
+      </w:pPr>
+      <w:r>
+        <w:drawing>
+          <wp:inline xmlns:a="http://schemas.openxmlformats.org/drawingml/2006/main" xmlns:pic="http://schemas.openxmlformats.org/drawingml/2006/picture">
+            <wp:extent cx="5688000" cy="2588837"/>
+            <wp:docPr id="3" name="Picture 3"/>
+            <wp:cNvGraphicFramePr>
+              <a:graphicFrameLocks noChangeAspect="1"/>
+            </wp:cNvGraphicFramePr>
+            <a:graphic>
+              <a:graphicData uri="http://schemas.openxmlformats.org/drawingml/2006/picture">
+                <pic:pic>
+                  <pic:nvPicPr>
+                    <pic:cNvPr id="0" name="02-revision-evidence.png"/>
+                    <pic:cNvPicPr/>
+                  </pic:nvPicPr>
+                  <pic:blipFill>
+                    <a:blip r:embed="rId12"/>
+                    <a:srcRect l="1364" t="10061" r="1364" b="47332"/>
+                    <a:stretch>
+                      <a:fillRect/>
+                    </a:stretch>
+                  </pic:blipFill>
+                  <pic:spPr>
+                    <a:xfrm>
+                      <a:off x="0" y="0"/>
+                      <a:ext cx="5688000" cy="2588837"/>
+                    </a:xfrm>
+                    <a:prstGeom prst="rect"/>
+                  </pic:spPr>
+                </pic:pic>
+              </a:graphicData>
+            </a:graphic>
+          </wp:inline>
+        </w:drawing>
+      </w:r>
+    </w:p>
+    <w:p>
+      <w:pPr>
+        <w:jc w:val="center"/>
+      </w:pPr>
+      <w:r>
+        <w:rPr>
+          <w:rFonts w:ascii="Noto Serif CJK SC" w:hAnsi="Noto Serif CJK SC" w:eastAsia="Noto Serif CJK SC"/>
+          <w:color w:val="000000"/>
+          <w:sz w:val="16"/>
+        </w:rPr>
+        <w:t>图3 真实修订候选局部：原版、建议版与Q4/Q5依据</w:t>
+      </w:r>
+    </w:p>
     <w:tbl>
       <w:tblPr>
+        <w:tblStyle w:val="TableGrid"/>
         <w:tblW w:type="auto" w:w="0"/>
+        <w:tblLayout w:type="fixed"/>
         <w:tblLook w:firstColumn="1" w:firstRow="1" w:lastColumn="0" w:lastRow="0" w:noHBand="0" w:noVBand="1" w:val="04A0"/>
       </w:tblPr>
       <w:tblGrid>
-        <w:gridCol w:w="1905"/>
-        <w:gridCol w:w="1905"/>
-        <w:gridCol w:w="1905"/>
-        <w:gridCol w:w="1905"/>
-        <w:gridCol w:w="1905"/>
+        <w:gridCol w:w="3402"/>
+        <w:gridCol w:w="2551"/>
+        <w:gridCol w:w="3572"/>
       </w:tblGrid>
       <w:tr>
+        <w:trPr>
+          <w:tblHeader/>
+          <w:cantSplit/>
+        </w:trPr>
         <w:tc>
           <w:tcPr>
-            <w:tcW w:type="dxa" w:w="1905"/>
+            <w:tcW w:type="dxa" w:w="3402"/>
+            <w:shd w:fill="F2F2F2"/>
+            <w:vAlign w:val="center"/>
           </w:tcPr>
           <w:p>
             <w:pPr>
-              <w:jc w:val="center"/>
+              <w:spacing w:after="80" w:line="276" w:lineRule="auto"/>
             </w:pPr>
             <w:r>
               <w:rPr>
                 <w:rFonts w:ascii="Noto Serif CJK SC" w:hAnsi="Noto Serif CJK SC" w:eastAsia="Noto Serif CJK SC"/>
                 <w:b/>
                 <w:color w:val="000000"/>
-                <w:sz w:val="18"/>
+                <w:sz w:val="20"/>
               </w:rPr>
-              <w:t>发布课程v1</w:t>
+              <w:t>第三课环节</w:t>
             </w:r>
           </w:p>
         </w:tc>
         <w:tc>
           <w:tcPr>
-            <w:tcW w:type="dxa" w:w="1905"/>
+            <w:tcW w:type="dxa" w:w="2551"/>
+            <w:shd w:fill="F2F2F2"/>
+            <w:vAlign w:val="center"/>
           </w:tcPr>
           <w:p>
             <w:pPr>
-              <w:jc w:val="center"/>
+              <w:spacing w:after="80" w:line="276" w:lineRule="auto"/>
             </w:pPr>
             <w:r>
               <w:rPr>
                 <w:rFonts w:ascii="Noto Serif CJK SC" w:hAnsi="Noto Serif CJK SC" w:eastAsia="Noto Serif CJK SC"/>
                 <w:b/>
                 <w:color w:val="000000"/>
-                <w:sz w:val="18"/>
+                <w:sz w:val="20"/>
               </w:rPr>
-              <w:t>记录课堂事实</w:t>
+              <w:t>原版v1</w:t>
             </w:r>
           </w:p>
         </w:tc>
         <w:tc>
           <w:tcPr>
-            <w:tcW w:type="dxa" w:w="1905"/>
+            <w:tcW w:type="dxa" w:w="3572"/>
+            <w:shd w:fill="F2F2F2"/>
+            <w:vAlign w:val="center"/>
           </w:tcPr>
           <w:p>
             <w:pPr>
-              <w:jc w:val="center"/>
+              <w:spacing w:after="80" w:line="276" w:lineRule="auto"/>
             </w:pPr>
             <w:r>
               <w:rPr>
                 <w:rFonts w:ascii="Noto Serif CJK SC" w:hAnsi="Noto Serif CJK SC" w:eastAsia="Noto Serif CJK SC"/>
                 <w:b/>
                 <w:color w:val="000000"/>
-                <w:sz w:val="18"/>
+                <w:sz w:val="20"/>
               </w:rPr>
-              <w:t>核验反馈</w:t>
+              <w:t>修订方案</w:t>
+            </w:r>
+          </w:p>
+        </w:tc>
+      </w:tr>
+      <w:tr>
+        <w:trPr>
+          <w:cantSplit/>
+        </w:trPr>
+        <w:tc>
+          <w:tcPr>
+            <w:tcW w:type="dxa" w:w="3402"/>
+            <w:vAlign w:val="center"/>
+          </w:tcPr>
+          <w:p>
+            <w:pPr>
+              <w:spacing w:after="80" w:line="276" w:lineRule="auto"/>
+            </w:pPr>
+            <w:r>
+              <w:rPr>
+                <w:rFonts w:ascii="Noto Serif CJK SC" w:hAnsi="Noto Serif CJK SC" w:eastAsia="Noto Serif CJK SC"/>
+                <w:b w:val="0"/>
+                <w:color w:val="000000"/>
+                <w:sz w:val="20"/>
+              </w:rPr>
+              <w:t>移项复习／符号专项</w:t>
             </w:r>
           </w:p>
         </w:tc>
         <w:tc>
           <w:tcPr>
-            <w:tcW w:type="dxa" w:w="1905"/>
+            <w:tcW w:type="dxa" w:w="2551"/>
+            <w:vAlign w:val="center"/>
           </w:tcPr>
           <w:p>
             <w:pPr>
-              <w:jc w:val="center"/>
+              <w:spacing w:after="80" w:line="276" w:lineRule="auto"/>
             </w:pPr>
             <w:r>
               <w:rPr>
                 <w:rFonts w:ascii="Noto Serif CJK SC" w:hAnsi="Noto Serif CJK SC" w:eastAsia="Noto Serif CJK SC"/>
-                <w:b/>
+                <w:b w:val="0"/>
                 <w:color w:val="000000"/>
-                <w:sz w:val="18"/>
+                <w:sz w:val="20"/>
               </w:rPr>
-              <w:t>审定修订</w:t>
+              <w:t>5分钟／无专项</w:t>
             </w:r>
           </w:p>
         </w:tc>
         <w:tc>
           <w:tcPr>
-            <w:tcW w:type="dxa" w:w="1905"/>
+            <w:tcW w:type="dxa" w:w="3572"/>
+            <w:vAlign w:val="center"/>
           </w:tcPr>
           <w:p>
             <w:pPr>
-              <w:jc w:val="center"/>
+              <w:spacing w:after="80" w:line="276" w:lineRule="auto"/>
             </w:pPr>
             <w:r>
               <w:rPr>
                 <w:rFonts w:ascii="Noto Serif CJK SC" w:hAnsi="Noto Serif CJK SC" w:eastAsia="Noto Serif CJK SC"/>
-                <w:b/>
+                <w:b w:val="0"/>
                 <w:color w:val="000000"/>
-                <w:sz w:val="18"/>
+                <w:sz w:val="20"/>
               </w:rPr>
-              <w:t>发布课程v2</w:t>
+              <w:t>5分钟／新增10分钟</w:t>
+            </w:r>
+          </w:p>
+        </w:tc>
+      </w:tr>
+      <w:tr>
+        <w:trPr>
+          <w:cantSplit/>
+        </w:trPr>
+        <w:tc>
+          <w:tcPr>
+            <w:tcW w:type="dxa" w:w="3402"/>
+            <w:vAlign w:val="center"/>
+          </w:tcPr>
+          <w:p>
+            <w:pPr>
+              <w:spacing w:after="80" w:line="276" w:lineRule="auto"/>
+            </w:pPr>
+            <w:r>
+              <w:rPr>
+                <w:rFonts w:ascii="Noto Serif CJK SC" w:hAnsi="Noto Serif CJK SC" w:eastAsia="Noto Serif CJK SC"/>
+                <w:b w:val="0"/>
+                <w:color w:val="000000"/>
+                <w:sz w:val="20"/>
+              </w:rPr>
+              <w:t>去括号／去分母讲解</w:t>
+            </w:r>
+          </w:p>
+        </w:tc>
+        <w:tc>
+          <w:tcPr>
+            <w:tcW w:type="dxa" w:w="2551"/>
+            <w:vAlign w:val="center"/>
+          </w:tcPr>
+          <w:p>
+            <w:pPr>
+              <w:spacing w:after="80" w:line="276" w:lineRule="auto"/>
+            </w:pPr>
+            <w:r>
+              <w:rPr>
+                <w:rFonts w:ascii="Noto Serif CJK SC" w:hAnsi="Noto Serif CJK SC" w:eastAsia="Noto Serif CJK SC"/>
+                <w:b w:val="0"/>
+                <w:color w:val="000000"/>
+                <w:sz w:val="20"/>
+              </w:rPr>
+              <w:t>10分钟／12分钟</w:t>
+            </w:r>
+          </w:p>
+        </w:tc>
+        <w:tc>
+          <w:tcPr>
+            <w:tcW w:type="dxa" w:w="3572"/>
+            <w:vAlign w:val="center"/>
+          </w:tcPr>
+          <w:p>
+            <w:pPr>
+              <w:spacing w:after="80" w:line="276" w:lineRule="auto"/>
+            </w:pPr>
+            <w:r>
+              <w:rPr>
+                <w:rFonts w:ascii="Noto Serif CJK SC" w:hAnsi="Noto Serif CJK SC" w:eastAsia="Noto Serif CJK SC"/>
+                <w:b w:val="0"/>
+                <w:color w:val="000000"/>
+                <w:sz w:val="20"/>
+              </w:rPr>
+              <w:t>10分钟／本课移出</w:t>
+            </w:r>
+          </w:p>
+        </w:tc>
+      </w:tr>
+      <w:tr>
+        <w:trPr>
+          <w:cantSplit/>
+        </w:trPr>
+        <w:tc>
+          <w:tcPr>
+            <w:tcW w:type="dxa" w:w="3402"/>
+            <w:vAlign w:val="center"/>
+          </w:tcPr>
+          <w:p>
+            <w:pPr>
+              <w:spacing w:after="80" w:line="276" w:lineRule="auto"/>
+            </w:pPr>
+            <w:r>
+              <w:rPr>
+                <w:rFonts w:ascii="Noto Serif CJK SC" w:hAnsi="Noto Serif CJK SC" w:eastAsia="Noto Serif CJK SC"/>
+                <w:b w:val="0"/>
+                <w:color w:val="000000"/>
+                <w:sz w:val="20"/>
+              </w:rPr>
+              <w:t>分层练习／总结</w:t>
+            </w:r>
+          </w:p>
+        </w:tc>
+        <w:tc>
+          <w:tcPr>
+            <w:tcW w:type="dxa" w:w="2551"/>
+            <w:vAlign w:val="center"/>
+          </w:tcPr>
+          <w:p>
+            <w:pPr>
+              <w:spacing w:after="80" w:line="276" w:lineRule="auto"/>
+            </w:pPr>
+            <w:r>
+              <w:rPr>
+                <w:rFonts w:ascii="Noto Serif CJK SC" w:hAnsi="Noto Serif CJK SC" w:eastAsia="Noto Serif CJK SC"/>
+                <w:b w:val="0"/>
+                <w:color w:val="000000"/>
+                <w:sz w:val="20"/>
+              </w:rPr>
+              <w:t>13分钟／5分钟</w:t>
+            </w:r>
+          </w:p>
+        </w:tc>
+        <w:tc>
+          <w:tcPr>
+            <w:tcW w:type="dxa" w:w="3572"/>
+            <w:vAlign w:val="center"/>
+          </w:tcPr>
+          <w:p>
+            <w:pPr>
+              <w:spacing w:after="80" w:line="276" w:lineRule="auto"/>
+            </w:pPr>
+            <w:r>
+              <w:rPr>
+                <w:rFonts w:ascii="Noto Serif CJK SC" w:hAnsi="Noto Serif CJK SC" w:eastAsia="Noto Serif CJK SC"/>
+                <w:b w:val="0"/>
+                <w:color w:val="000000"/>
+                <w:sz w:val="20"/>
+              </w:rPr>
+              <w:t>15分钟／5分钟</w:t>
+            </w:r>
+          </w:p>
+        </w:tc>
+      </w:tr>
+      <w:tr>
+        <w:trPr>
+          <w:cantSplit/>
+        </w:trPr>
+        <w:tc>
+          <w:tcPr>
+            <w:tcW w:type="dxa" w:w="3402"/>
+            <w:vAlign w:val="center"/>
+          </w:tcPr>
+          <w:p>
+            <w:pPr>
+              <w:spacing w:after="80" w:line="276" w:lineRule="auto"/>
+            </w:pPr>
+            <w:r>
+              <w:rPr>
+                <w:rFonts w:ascii="Noto Serif CJK SC" w:hAnsi="Noto Serif CJK SC" w:eastAsia="Noto Serif CJK SC"/>
+                <w:b w:val="0"/>
+                <w:color w:val="000000"/>
+                <w:sz w:val="20"/>
+              </w:rPr>
+              <w:t>本课合计</w:t>
+            </w:r>
+          </w:p>
+        </w:tc>
+        <w:tc>
+          <w:tcPr>
+            <w:tcW w:type="dxa" w:w="2551"/>
+            <w:vAlign w:val="center"/>
+          </w:tcPr>
+          <w:p>
+            <w:pPr>
+              <w:spacing w:after="80" w:line="276" w:lineRule="auto"/>
+            </w:pPr>
+            <w:r>
+              <w:rPr>
+                <w:rFonts w:ascii="Noto Serif CJK SC" w:hAnsi="Noto Serif CJK SC" w:eastAsia="Noto Serif CJK SC"/>
+                <w:b w:val="0"/>
+                <w:color w:val="000000"/>
+                <w:sz w:val="20"/>
+              </w:rPr>
+              <w:t>45分钟</w:t>
+            </w:r>
+          </w:p>
+        </w:tc>
+        <w:tc>
+          <w:tcPr>
+            <w:tcW w:type="dxa" w:w="3572"/>
+            <w:vAlign w:val="center"/>
+          </w:tcPr>
+          <w:p>
+            <w:pPr>
+              <w:spacing w:after="80" w:line="276" w:lineRule="auto"/>
+            </w:pPr>
+            <w:r>
+              <w:rPr>
+                <w:rFonts w:ascii="Noto Serif CJK SC" w:hAnsi="Noto Serif CJK SC" w:eastAsia="Noto Serif CJK SC"/>
+                <w:b w:val="0"/>
+                <w:color w:val="000000"/>
+                <w:sz w:val="20"/>
+              </w:rPr>
+              <w:t>45分钟</w:t>
             </w:r>
           </w:p>
         </w:tc>
       </w:tr>
     </w:tbl>
-    <w:p/>
+    <w:p>
+      <w:r>
+        <w:rPr>
+          <w:rFonts w:ascii="Noto Serif CJK SC" w:hAnsi="Noto Serif CJK SC" w:eastAsia="Noto Serif CJK SC"/>
+          <w:color w:val="000000"/>
+          <w:sz w:val="21"/>
+        </w:rPr>
+        <w:t>原第三课主题含去分母，修订后改为优先巩固符号和去括号，去分母须由教师另行安排补充，不表示v2仍在原四课内完成全部内容。图3为候选对照，不能仅凭画面称v2已发布。</w:t>
+      </w:r>
+    </w:p>
     <w:p>
       <w:r>
         <w:rPr>
@@ -1456,20 +1784,16 @@
       </w:r>
     </w:p>
     <w:p>
-      <w:r>
-        <w:br w:type="page"/>
-      </w:r>
-    </w:p>
-    <w:p>
       <w:pPr>
         <w:pStyle w:val="Heading1"/>
+        <w:pageBreakBefore/>
       </w:pPr>
       <w:r>
         <w:rPr>
           <w:rFonts w:ascii="Noto Serif CJK SC" w:hAnsi="Noto Serif CJK SC" w:eastAsia="Noto Serif CJK SC"/>
           <w:color w:val="000000"/>
         </w:rPr>
-        <w:t>五 技术创新与小团队创业实现</w:t>
+        <w:t>六 技术创新与小团队创业实现</w:t>
       </w:r>
     </w:p>
     <w:p>
@@ -1481,7 +1805,7 @@
           <w:rFonts w:ascii="Noto Serif CJK SC" w:hAnsi="Noto Serif CJK SC" w:eastAsia="Noto Serif CJK SC"/>
           <w:color w:val="000000"/>
         </w:rPr>
-        <w:t>5.1 AI整理、规则约束、人工确认的任务链</w:t>
+        <w:t>6.1 AI整理、规则约束、人工确认的任务链</w:t>
       </w:r>
     </w:p>
     <w:p>
@@ -1501,7 +1825,7 @@
           <w:color w:val="000000"/>
           <w:sz w:val="21"/>
         </w:rPr>
-        <w:t>这种分工使AI能力与软件工具相互衔接：语言表达转为可核对条件，条件进入可解释推荐，推荐进入预约，课堂事实再进入反馈与课程修订。AI应用的价值体现在可执行的服务步骤，以及每一步能够说明的依据。</w:t>
+        <w:t>语言表达经确认进入推荐，推荐衔接预约，课堂事实再进入反馈与修订，各步骤保留来源与确认责任。</w:t>
       </w:r>
     </w:p>
     <w:p>
@@ -1513,7 +1837,7 @@
           <w:rFonts w:ascii="Noto Serif CJK SC" w:hAnsi="Noto Serif CJK SC" w:eastAsia="Noto Serif CJK SC"/>
           <w:color w:val="000000"/>
         </w:rPr>
-        <w:t>5.2 由课堂证据驱动反馈与课程修订</w:t>
+        <w:t>6.2 由课堂证据驱动反馈与课程修订</w:t>
       </w:r>
     </w:p>
     <w:p>
@@ -1523,7 +1847,17 @@
           <w:color w:val="000000"/>
           <w:sz w:val="21"/>
         </w:rPr>
-        <w:t>反馈围绕题目、课堂记录和教师观察展开；课程调整保留原版本、变更内容与确认结果。相比只输出通用学习建议，系统能够展示“引用了哪次课堂事实、针对哪类错误、改了哪个教学环节”，让建议具有可以回查的上下文。</w:t>
+        <w:t>反馈关联题目和课堂记录，修订保留原版本、变更及确认结果，体现本项目的流程设计特点；不主张行业首创或已证明教学效果更好。</w:t>
+      </w:r>
+    </w:p>
+    <w:p>
+      <w:r>
+        <w:rPr>
+          <w:rFonts w:ascii="Noto Serif CJK SC" w:hAnsi="Noto Serif CJK SC" w:eastAsia="Noto Serif CJK SC"/>
+          <w:color w:val="000000"/>
+          <w:sz w:val="21"/>
+        </w:rPr>
+        <w:t>当前修订入口围绕第二课调整第三课，预置及现有模型修订路径均受Q4/Q5错误、教师标注移项符号等前置条件约束。已验证的是该数学单元特定场景，不能外推为任意学科自动诊断或自适应教学。</w:t>
       </w:r>
     </w:p>
     <w:p>
@@ -1535,7 +1869,21 @@
           <w:rFonts w:ascii="Noto Serif CJK SC" w:hAnsi="Noto Serif CJK SC" w:eastAsia="Noto Serif CJK SC"/>
           <w:color w:val="000000"/>
         </w:rPr>
-        <w:t>5.3 跨端共享与可替换服务架构</w:t>
+        <w:t>6.3 跨端共享与可替换服务架构</w:t>
+      </w:r>
+    </w:p>
+    <w:p>
+      <w:pPr>
+        <w:jc w:val="center"/>
+      </w:pPr>
+      <w:r>
+        <w:rPr>
+          <w:rFonts w:ascii="Noto Serif CJK SC" w:hAnsi="Noto Serif CJK SC" w:eastAsia="Noto Serif CJK SC"/>
+          <w:b/>
+          <w:color w:val="000000"/>
+          <w:sz w:val="20"/>
+        </w:rPr>
+        <w:t>H5／小程序共享页面 → 统一业务服务</w:t>
       </w:r>
     </w:p>
     <w:tbl>
@@ -1546,9 +1894,8 @@
         <w:tblLook w:firstColumn="1" w:firstRow="1" w:lastColumn="0" w:lastRow="0" w:noHBand="0" w:noVBand="1" w:val="04A0"/>
       </w:tblPr>
       <w:tblGrid>
-        <w:gridCol w:w="3175"/>
-        <w:gridCol w:w="3175"/>
-        <w:gridCol w:w="3175"/>
+        <w:gridCol w:w="2835"/>
+        <w:gridCol w:w="6690"/>
       </w:tblGrid>
       <w:tr>
         <w:trPr>
@@ -1557,7 +1904,7 @@
         </w:trPr>
         <w:tc>
           <w:tcPr>
-            <w:tcW w:type="dxa" w:w="3175"/>
+            <w:tcW w:type="dxa" w:w="2835"/>
             <w:shd w:fill="F2F2F2"/>
             <w:vAlign w:val="center"/>
           </w:tcPr>
@@ -1572,13 +1919,13 @@
                 <w:color w:val="000000"/>
                 <w:sz w:val="20"/>
               </w:rPr>
-              <w:t>共享双端</w:t>
+              <w:t>本机演示路径</w:t>
             </w:r>
           </w:p>
         </w:tc>
         <w:tc>
           <w:tcPr>
-            <w:tcW w:type="dxa" w:w="3175"/>
+            <w:tcW w:type="dxa" w:w="6690"/>
             <w:shd w:fill="F2F2F2"/>
             <w:vAlign w:val="center"/>
           </w:tcPr>
@@ -1593,13 +1940,180 @@
                 <w:color w:val="000000"/>
                 <w:sz w:val="20"/>
               </w:rPr>
-              <w:t>统一服务层</w:t>
+              <w:t>开发API路径</w:t>
+            </w:r>
+          </w:p>
+        </w:tc>
+      </w:tr>
+      <w:tr>
+        <w:trPr>
+          <w:cantSplit/>
+        </w:trPr>
+        <w:tc>
+          <w:tcPr>
+            <w:tcW w:type="dxa" w:w="2835"/>
+            <w:vAlign w:val="center"/>
+          </w:tcPr>
+          <w:p>
+            <w:pPr>
+              <w:spacing w:after="80" w:line="276" w:lineRule="auto"/>
+            </w:pPr>
+            <w:r>
+              <w:rPr>
+                <w:rFonts w:ascii="Noto Serif CJK SC" w:hAnsi="Noto Serif CJK SC" w:eastAsia="Noto Serif CJK SC"/>
+                <w:b w:val="0"/>
+                <w:color w:val="000000"/>
+                <w:sz w:val="20"/>
+              </w:rPr>
+              <w:t>Mock适配器 → 浏览器本机状态</w:t>
             </w:r>
           </w:p>
         </w:tc>
         <w:tc>
           <w:tcPr>
-            <w:tcW w:type="dxa" w:w="3175"/>
+            <w:tcW w:type="dxa" w:w="6690"/>
+            <w:vAlign w:val="center"/>
+          </w:tcPr>
+          <w:p>
+            <w:pPr>
+              <w:spacing w:after="80" w:line="276" w:lineRule="auto"/>
+            </w:pPr>
+            <w:r>
+              <w:rPr>
+                <w:rFonts w:ascii="Noto Serif CJK SC" w:hAnsi="Noto Serif CJK SC" w:eastAsia="Noto Serif CJK SC"/>
+                <w:b w:val="0"/>
+                <w:color w:val="000000"/>
+                <w:sz w:val="20"/>
+              </w:rPr>
+              <w:t>API适配器 → Fastify权限与业务校验 → Prisma／SQLite</w:t>
+            </w:r>
+          </w:p>
+        </w:tc>
+      </w:tr>
+      <w:tr>
+        <w:trPr>
+          <w:cantSplit/>
+        </w:trPr>
+        <w:tc>
+          <w:tcPr>
+            <w:tcW w:type="dxa" w:w="2835"/>
+            <w:vAlign w:val="center"/>
+          </w:tcPr>
+          <w:p>
+            <w:pPr>
+              <w:spacing w:after="80" w:line="276" w:lineRule="auto"/>
+            </w:pPr>
+            <w:r>
+              <w:rPr>
+                <w:rFonts w:ascii="Noto Serif CJK SC" w:hAnsi="Noto Serif CJK SC" w:eastAsia="Noto Serif CJK SC"/>
+                <w:b w:val="0"/>
+                <w:color w:val="000000"/>
+                <w:sz w:val="20"/>
+              </w:rPr>
+              <w:t>本地规则、固定内容与预置案例</w:t>
+            </w:r>
+          </w:p>
+        </w:tc>
+        <w:tc>
+          <w:tcPr>
+            <w:tcW w:type="dxa" w:w="6690"/>
+            <w:vAlign w:val="center"/>
+          </w:tcPr>
+          <w:p>
+            <w:pPr>
+              <w:spacing w:after="80" w:line="276" w:lineRule="auto"/>
+            </w:pPr>
+            <w:r>
+              <w:rPr>
+                <w:rFonts w:ascii="Noto Serif CJK SC" w:hAnsi="Noto Serif CJK SC" w:eastAsia="Noto Serif CJK SC"/>
+                <w:b w:val="0"/>
+                <w:color w:val="000000"/>
+                <w:sz w:val="20"/>
+              </w:rPr>
+              <w:t>服务端模型适配器 → 可选模型服务（按配置启用）</w:t>
+            </w:r>
+          </w:p>
+        </w:tc>
+      </w:tr>
+    </w:tbl>
+    <w:p>
+      <w:pPr>
+        <w:jc w:val="center"/>
+      </w:pPr>
+      <w:r>
+        <w:rPr>
+          <w:rFonts w:ascii="Noto Serif CJK SC" w:hAnsi="Noto Serif CJK SC" w:eastAsia="Noto Serif CJK SC"/>
+          <w:color w:val="000000"/>
+          <w:sz w:val="18"/>
+        </w:rPr>
+        <w:t>需求确认：家长　｜　课程／反馈发布：教师　｜　资料审核：管理员</w:t>
+      </w:r>
+    </w:p>
+    <w:p>
+      <w:r>
+        <w:rPr>
+          <w:rFonts w:ascii="Noto Serif CJK SC" w:hAnsi="Noto Serif CJK SC" w:eastAsia="Noto Serif CJK SC"/>
+          <w:color w:val="000000"/>
+          <w:sz w:val="21"/>
+        </w:rPr>
+        <w:t>前端采用uni-app、Vue 3与TypeScript共享H5和微信小程序业务代码；开发后端使用Fastify、Prisma与SQLite。页面通过统一服务契约对接Mock或API，需求解析、问答、图片辅导、练习与教学建议通过服务端模型适配器接入，密钥不进入前端。已验证H5浏览器流程及小程序构建，现有材料未提供微信真机验收或正式公网运营证明。Mock状态属于本机浏览器，不同设备协作需使用开发API。</w:t>
+      </w:r>
+    </w:p>
+    <w:p>
+      <w:r>
+        <w:rPr>
+          <w:rFonts w:ascii="Noto Serif CJK SC" w:hAnsi="Noto Serif CJK SC" w:eastAsia="Noto Serif CJK SC"/>
+          <w:color w:val="000000"/>
+          <w:sz w:val="21"/>
+        </w:rPr>
+        <w:t>API检查身份、角色、预约归属与状态；家长不读取未发布草稿，发布版本留存，写入操作具有幂等和冲突处理机制。这些是开发阶段的控制，不等同于完整生产安全体系。共享业务逻辑与可替换适配器支持小团队复用已有模块，减少不同终端重复实现相同流程。</w:t>
+      </w:r>
+    </w:p>
+    <w:p>
+      <w:pPr>
+        <w:pStyle w:val="Heading1"/>
+        <w:pageBreakBefore/>
+      </w:pPr>
+      <w:r>
+        <w:rPr>
+          <w:rFonts w:ascii="Noto Serif CJK SC" w:hAnsi="Noto Serif CJK SC" w:eastAsia="Noto Serif CJK SC"/>
+          <w:color w:val="000000"/>
+        </w:rPr>
+        <w:t>七 应用成效与可核查成果</w:t>
+      </w:r>
+    </w:p>
+    <w:p>
+      <w:pPr>
+        <w:pStyle w:val="Heading2"/>
+      </w:pPr>
+      <w:r>
+        <w:rPr>
+          <w:rFonts w:ascii="Noto Serif CJK SC" w:hAnsi="Noto Serif CJK SC" w:eastAsia="Noto Serif CJK SC"/>
+          <w:color w:val="000000"/>
+        </w:rPr>
+        <w:t>7.1 已形成的软件与内容成果</w:t>
+      </w:r>
+    </w:p>
+    <w:tbl>
+      <w:tblPr>
+        <w:tblStyle w:val="TableGrid"/>
+        <w:tblW w:type="auto" w:w="0"/>
+        <w:tblLayout w:type="fixed"/>
+        <w:tblLook w:firstColumn="1" w:firstRow="1" w:lastColumn="0" w:lastRow="0" w:noHBand="0" w:noVBand="1" w:val="04A0"/>
+      </w:tblPr>
+      <w:tblGrid>
+        <w:gridCol w:w="1814"/>
+        <w:gridCol w:w="4876"/>
+        <w:gridCol w:w="2835"/>
+      </w:tblGrid>
+      <w:tr>
+        <w:trPr>
+          <w:tblHeader/>
+          <w:cantSplit/>
+        </w:trPr>
+        <w:tc>
+          <w:tcPr>
+            <w:tcW w:type="dxa" w:w="1814"/>
             <w:shd w:fill="F2F2F2"/>
             <w:vAlign w:val="center"/>
           </w:tcPr>
@@ -1614,237 +2128,13 @@
                 <w:color w:val="000000"/>
                 <w:sz w:val="20"/>
               </w:rPr>
-              <w:t>开发后端</w:t>
-            </w:r>
-          </w:p>
-        </w:tc>
-      </w:tr>
-      <w:tr>
-        <w:trPr>
-          <w:cantSplit/>
-        </w:trPr>
-        <w:tc>
-          <w:tcPr>
-            <w:tcW w:type="dxa" w:w="3175"/>
-            <w:vAlign w:val="center"/>
-          </w:tcPr>
-          <w:p>
-            <w:pPr>
-              <w:spacing w:after="80" w:line="276" w:lineRule="auto"/>
-            </w:pPr>
-            <w:r>
-              <w:rPr>
-                <w:rFonts w:ascii="Noto Serif CJK SC" w:hAnsi="Noto Serif CJK SC" w:eastAsia="Noto Serif CJK SC"/>
-                <w:b w:val="0"/>
-                <w:color w:val="000000"/>
-                <w:sz w:val="20"/>
-              </w:rPr>
-              <w:t>H5／微信小程序</w:t>
+              <w:t>验证任务</w:t>
             </w:r>
           </w:p>
         </w:tc>
         <w:tc>
           <w:tcPr>
-            <w:tcW w:type="dxa" w:w="3175"/>
-            <w:vAlign w:val="center"/>
-          </w:tcPr>
-          <w:p>
-            <w:pPr>
-              <w:spacing w:after="80" w:line="276" w:lineRule="auto"/>
-            </w:pPr>
-            <w:r>
-              <w:rPr>
-                <w:rFonts w:ascii="Noto Serif CJK SC" w:hAnsi="Noto Serif CJK SC" w:eastAsia="Noto Serif CJK SC"/>
-                <w:b w:val="0"/>
-                <w:color w:val="000000"/>
-                <w:sz w:val="20"/>
-              </w:rPr>
-              <w:t>角色／预约归属校验</w:t>
-              <w:br/>
-              <w:t>Mock／API双模式</w:t>
-            </w:r>
-          </w:p>
-        </w:tc>
-        <w:tc>
-          <w:tcPr>
-            <w:tcW w:type="dxa" w:w="3175"/>
-            <w:vAlign w:val="center"/>
-          </w:tcPr>
-          <w:p>
-            <w:pPr>
-              <w:spacing w:after="80" w:line="276" w:lineRule="auto"/>
-            </w:pPr>
-            <w:r>
-              <w:rPr>
-                <w:rFonts w:ascii="Noto Serif CJK SC" w:hAnsi="Noto Serif CJK SC" w:eastAsia="Noto Serif CJK SC"/>
-                <w:b w:val="0"/>
-                <w:color w:val="000000"/>
-                <w:sz w:val="20"/>
-              </w:rPr>
-              <w:t>Fastify</w:t>
-              <w:br/>
-              <w:t>Prisma／SQLite</w:t>
-            </w:r>
-          </w:p>
-        </w:tc>
-      </w:tr>
-      <w:tr>
-        <w:trPr>
-          <w:cantSplit/>
-        </w:trPr>
-        <w:tc>
-          <w:tcPr>
-            <w:tcW w:type="dxa" w:w="3175"/>
-            <w:vAlign w:val="center"/>
-          </w:tcPr>
-          <w:p>
-            <w:pPr>
-              <w:spacing w:after="80" w:line="276" w:lineRule="auto"/>
-            </w:pPr>
-            <w:r>
-              <w:rPr>
-                <w:rFonts w:ascii="Noto Serif CJK SC" w:hAnsi="Noto Serif CJK SC" w:eastAsia="Noto Serif CJK SC"/>
-                <w:b w:val="0"/>
-                <w:color w:val="000000"/>
-                <w:sz w:val="20"/>
-              </w:rPr>
-              <w:t>本次为演示原型</w:t>
-            </w:r>
-          </w:p>
-        </w:tc>
-        <w:tc>
-          <w:tcPr>
-            <w:tcW w:type="dxa" w:w="3175"/>
-            <w:vAlign w:val="center"/>
-          </w:tcPr>
-          <w:p>
-            <w:pPr>
-              <w:spacing w:after="80" w:line="276" w:lineRule="auto"/>
-            </w:pPr>
-            <w:r>
-              <w:rPr>
-                <w:rFonts w:ascii="Noto Serif CJK SC" w:hAnsi="Noto Serif CJK SC" w:eastAsia="Noto Serif CJK SC"/>
-                <w:b w:val="0"/>
-                <w:color w:val="000000"/>
-                <w:sz w:val="20"/>
-              </w:rPr>
-              <w:t>模型适配器（按配置启用）</w:t>
-            </w:r>
-          </w:p>
-        </w:tc>
-        <w:tc>
-          <w:tcPr>
-            <w:tcW w:type="dxa" w:w="3175"/>
-            <w:vAlign w:val="center"/>
-          </w:tcPr>
-          <w:p>
-            <w:pPr>
-              <w:spacing w:after="80" w:line="276" w:lineRule="auto"/>
-            </w:pPr>
-            <w:r>
-              <w:rPr>
-                <w:rFonts w:ascii="Noto Serif CJK SC" w:hAnsi="Noto Serif CJK SC" w:eastAsia="Noto Serif CJK SC"/>
-                <w:b w:val="0"/>
-                <w:color w:val="000000"/>
-                <w:sz w:val="20"/>
-              </w:rPr>
-              <w:t>服务端保管密钥</w:t>
-            </w:r>
-          </w:p>
-        </w:tc>
-      </w:tr>
-    </w:tbl>
-    <w:p>
-      <w:r>
-        <w:rPr>
-          <w:rFonts w:ascii="Noto Serif CJK SC" w:hAnsi="Noto Serif CJK SC" w:eastAsia="Noto Serif CJK SC"/>
-          <w:color w:val="000000"/>
-          <w:sz w:val="21"/>
-        </w:rPr>
-        <w:t>前端采用uni-app、Vue 3与TypeScript共享H5和微信小程序业务代码；开发后端使用Fastify、Prisma与SQLite。页面通过统一服务契约对接Mock或API，需求解析、问答、图片辅导、练习与教学建议通过服务端模型适配器接入，密钥不进入前端。</w:t>
-      </w:r>
-    </w:p>
-    <w:p>
-      <w:r>
-        <w:rPr>
-          <w:rFonts w:ascii="Noto Serif CJK SC" w:hAnsi="Noto Serif CJK SC" w:eastAsia="Noto Serif CJK SC"/>
-          <w:color w:val="000000"/>
-          <w:sz w:val="21"/>
-        </w:rPr>
-        <w:t>API检查身份、角色、预约归属与状态；家长不读取未发布草稿，发布版本留存，写入操作具有幂等和冲突处理机制。共享业务逻辑与可替换适配器支持小团队复用已有模块，减少不同终端重复实现相同流程。</w:t>
-      </w:r>
-    </w:p>
-    <w:p>
-      <w:pPr>
-        <w:pStyle w:val="Heading2"/>
-      </w:pPr>
-      <w:r>
-        <w:rPr>
-          <w:rFonts w:ascii="Noto Serif CJK SC" w:hAnsi="Noto Serif CJK SC" w:eastAsia="Noto Serif CJK SC"/>
-          <w:color w:val="000000"/>
-        </w:rPr>
-        <w:t>5.4 从创意到可运行原型的学生创业实践</w:t>
-      </w:r>
-    </w:p>
-    <w:p>
-      <w:r>
-        <w:rPr>
-          <w:rFonts w:ascii="Noto Serif CJK SC" w:hAnsi="Noto Serif CJK SC" w:eastAsia="Noto Serif CJK SC"/>
-          <w:color w:val="000000"/>
-          <w:sz w:val="21"/>
-        </w:rPr>
-        <w:t>四人团队围绕家长、大学生家教和管理者拆分业务，以AI辅助编程、独立分支、接口协作和自动化验证推进开发。已交付的结果包括可运行页面、开发API、课程案例和演示路径，体现面向具体教育服务场景的小团队应用实践；不以基础模型训练或未验证的经营数据作为项目成果。</w:t>
-      </w:r>
-    </w:p>
-    <w:p>
-      <w:r>
-        <w:br w:type="page"/>
-      </w:r>
-    </w:p>
-    <w:p>
-      <w:pPr>
-        <w:pStyle w:val="Heading1"/>
-      </w:pPr>
-      <w:r>
-        <w:rPr>
-          <w:rFonts w:ascii="Noto Serif CJK SC" w:hAnsi="Noto Serif CJK SC" w:eastAsia="Noto Serif CJK SC"/>
-          <w:color w:val="000000"/>
-        </w:rPr>
-        <w:t>六 应用成效与可核查成果</w:t>
-      </w:r>
-    </w:p>
-    <w:p>
-      <w:pPr>
-        <w:pStyle w:val="Heading2"/>
-      </w:pPr>
-      <w:r>
-        <w:rPr>
-          <w:rFonts w:ascii="Noto Serif CJK SC" w:hAnsi="Noto Serif CJK SC" w:eastAsia="Noto Serif CJK SC"/>
-          <w:color w:val="000000"/>
-        </w:rPr>
-        <w:t>6.1 已形成的软件与内容成果</w:t>
-      </w:r>
-    </w:p>
-    <w:tbl>
-      <w:tblPr>
-        <w:tblStyle w:val="TableGrid"/>
-        <w:tblW w:type="auto" w:w="0"/>
-        <w:tblLayout w:type="fixed"/>
-        <w:tblLook w:firstColumn="1" w:firstRow="1" w:lastColumn="0" w:lastRow="0" w:noHBand="0" w:noVBand="1" w:val="04A0"/>
-      </w:tblPr>
-      <w:tblGrid>
-        <w:gridCol w:w="3175"/>
-        <w:gridCol w:w="3175"/>
-        <w:gridCol w:w="3175"/>
-      </w:tblGrid>
-      <w:tr>
-        <w:trPr>
-          <w:tblHeader/>
-          <w:cantSplit/>
-        </w:trPr>
-        <w:tc>
-          <w:tcPr>
-            <w:tcW w:type="dxa" w:w="3175"/>
+            <w:tcW w:type="dxa" w:w="4876"/>
             <w:shd w:fill="F2F2F2"/>
             <w:vAlign w:val="center"/>
           </w:tcPr>
@@ -1859,13 +2149,13 @@
                 <w:color w:val="000000"/>
                 <w:sz w:val="20"/>
               </w:rPr>
-              <w:t>已形成成果</w:t>
+              <w:t>已有可核查结果</w:t>
             </w:r>
           </w:p>
         </w:tc>
         <w:tc>
           <w:tcPr>
-            <w:tcW w:type="dxa" w:w="3175"/>
+            <w:tcW w:type="dxa" w:w="2835"/>
             <w:shd w:fill="F2F2F2"/>
             <w:vAlign w:val="center"/>
           </w:tcPr>
@@ -1880,28 +2170,7 @@
                 <w:color w:val="000000"/>
                 <w:sz w:val="20"/>
               </w:rPr>
-              <w:t>实际内容</w:t>
-            </w:r>
-          </w:p>
-        </w:tc>
-        <w:tc>
-          <w:tcPr>
-            <w:tcW w:type="dxa" w:w="3175"/>
-            <w:shd w:fill="F2F2F2"/>
-            <w:vAlign w:val="center"/>
-          </w:tcPr>
-          <w:p>
-            <w:pPr>
-              <w:spacing w:after="80" w:line="276" w:lineRule="auto"/>
-            </w:pPr>
-            <w:r>
-              <w:rPr>
-                <w:rFonts w:ascii="Noto Serif CJK SC" w:hAnsi="Noto Serif CJK SC" w:eastAsia="Noto Serif CJK SC"/>
-                <w:b/>
-                <w:color w:val="000000"/>
-                <w:sz w:val="20"/>
-              </w:rPr>
-              <w:t>可展示的结果</w:t>
+              <w:t>证据入口</w:t>
             </w:r>
           </w:p>
         </w:tc>
@@ -1912,7 +2181,7 @@
         </w:trPr>
         <w:tc>
           <w:tcPr>
-            <w:tcW w:type="dxa" w:w="3175"/>
+            <w:tcW w:type="dxa" w:w="1814"/>
             <w:vAlign w:val="center"/>
           </w:tcPr>
           <w:p>
@@ -1926,13 +2195,13 @@
                 <w:color w:val="000000"/>
                 <w:sz w:val="20"/>
               </w:rPr>
-              <w:t>教师目录与透明匹配</w:t>
+              <w:t>家长预约、家教处理</w:t>
             </w:r>
           </w:p>
         </w:tc>
         <w:tc>
           <w:tcPr>
-            <w:tcW w:type="dxa" w:w="3175"/>
+            <w:tcW w:type="dxa" w:w="4876"/>
             <w:vAlign w:val="center"/>
           </w:tcPr>
           <w:p>
@@ -1946,13 +2215,13 @@
                 <w:color w:val="000000"/>
                 <w:sz w:val="20"/>
               </w:rPr>
-              <w:t>24份合成资料、五维评分与条件筛选</w:t>
+              <w:t>对应账户可见归属明确的订单及状态</w:t>
             </w:r>
           </w:p>
         </w:tc>
         <w:tc>
           <w:tcPr>
-            <w:tcW w:type="dxa" w:w="3175"/>
+            <w:tcW w:type="dxa" w:w="2835"/>
             <w:vAlign w:val="center"/>
           </w:tcPr>
           <w:p>
@@ -1966,7 +2235,7 @@
                 <w:color w:val="000000"/>
                 <w:sz w:val="20"/>
               </w:rPr>
-              <w:t>教师卡片、排除条件、分项理由和详情</w:t>
+              <w:t>浏览器流程测试</w:t>
             </w:r>
           </w:p>
         </w:tc>
@@ -1977,7 +2246,7 @@
         </w:trPr>
         <w:tc>
           <w:tcPr>
-            <w:tcW w:type="dxa" w:w="3175"/>
+            <w:tcW w:type="dxa" w:w="1814"/>
             <w:vAlign w:val="center"/>
           </w:tcPr>
           <w:p>
@@ -1991,13 +2260,13 @@
                 <w:color w:val="000000"/>
                 <w:sz w:val="20"/>
               </w:rPr>
-              <w:t>三角色服务流程</w:t>
+              <w:t>课程与反馈发布</w:t>
             </w:r>
           </w:p>
         </w:tc>
         <w:tc>
           <w:tcPr>
-            <w:tcW w:type="dxa" w:w="3175"/>
+            <w:tcW w:type="dxa" w:w="4876"/>
             <w:vAlign w:val="center"/>
           </w:tcPr>
           <w:p>
@@ -2011,13 +2280,13 @@
                 <w:color w:val="000000"/>
                 <w:sz w:val="20"/>
               </w:rPr>
-              <w:t>家长预约、家教接单、管理员审核</w:t>
+              <w:t>草稿隔离；教师发布后家长可读</w:t>
             </w:r>
           </w:p>
         </w:tc>
         <w:tc>
           <w:tcPr>
-            <w:tcW w:type="dxa" w:w="3175"/>
+            <w:tcW w:type="dxa" w:w="2835"/>
             <w:vAlign w:val="center"/>
           </w:tcPr>
           <w:p>
@@ -2031,7 +2300,7 @@
                 <w:color w:val="000000"/>
                 <w:sz w:val="20"/>
               </w:rPr>
-              <w:t>归属明确的预约状态与操作入口</w:t>
+              <w:t>教学权限与流程测试</w:t>
             </w:r>
           </w:p>
         </w:tc>
@@ -2042,7 +2311,7 @@
         </w:trPr>
         <w:tc>
           <w:tcPr>
-            <w:tcW w:type="dxa" w:w="3175"/>
+            <w:tcW w:type="dxa" w:w="1814"/>
             <w:vAlign w:val="center"/>
           </w:tcPr>
           <w:p>
@@ -2056,13 +2325,13 @@
                 <w:color w:val="000000"/>
                 <w:sz w:val="20"/>
               </w:rPr>
-              <w:t>学习资源与助手</w:t>
+              <w:t>教学修订与留痕</w:t>
             </w:r>
           </w:p>
         </w:tc>
         <w:tc>
           <w:tcPr>
-            <w:tcW w:type="dxa" w:w="3175"/>
+            <w:tcW w:type="dxa" w:w="4876"/>
             <w:vAlign w:val="center"/>
           </w:tcPr>
           <w:p>
@@ -2076,13 +2345,13 @@
                 <w:color w:val="000000"/>
                 <w:sz w:val="20"/>
               </w:rPr>
-              <w:t>22份原创笔记、66道固定题及问答入口</w:t>
+              <w:t>候选转草稿；发布v2并保留v1</w:t>
             </w:r>
           </w:p>
         </w:tc>
         <w:tc>
           <w:tcPr>
-            <w:tcW w:type="dxa" w:w="3175"/>
+            <w:tcW w:type="dxa" w:w="2835"/>
             <w:vAlign w:val="center"/>
           </w:tcPr>
           <w:p>
@@ -2096,7 +2365,7 @@
                 <w:color w:val="000000"/>
                 <w:sz w:val="20"/>
               </w:rPr>
-              <w:t>知识浏览、自测、答案解析和工具衔接</w:t>
+              <w:t>教学版本测试</w:t>
             </w:r>
           </w:p>
         </w:tc>
@@ -2107,7 +2376,7 @@
         </w:trPr>
         <w:tc>
           <w:tcPr>
-            <w:tcW w:type="dxa" w:w="3175"/>
+            <w:tcW w:type="dxa" w:w="1814"/>
             <w:vAlign w:val="center"/>
           </w:tcPr>
           <w:p>
@@ -2121,13 +2390,13 @@
                 <w:color w:val="000000"/>
                 <w:sz w:val="20"/>
               </w:rPr>
-              <w:t>西安片区与订单地图</w:t>
+              <w:t>开发数据持久化</w:t>
             </w:r>
           </w:p>
         </w:tc>
         <w:tc>
           <w:tcPr>
-            <w:tcW w:type="dxa" w:w="3175"/>
+            <w:tcW w:type="dxa" w:w="4876"/>
             <w:vAlign w:val="center"/>
           </w:tcPr>
           <w:p>
@@ -2141,13 +2410,13 @@
                 <w:color w:val="000000"/>
                 <w:sz w:val="20"/>
               </w:rPr>
-              <w:t>公共片区、账户订单与12条虚构样例</w:t>
+              <w:t>新进程可读取已存教学记录</w:t>
             </w:r>
           </w:p>
         </w:tc>
         <w:tc>
           <w:tcPr>
-            <w:tcW w:type="dxa" w:w="3175"/>
+            <w:tcW w:type="dxa" w:w="2835"/>
             <w:vAlign w:val="center"/>
           </w:tcPr>
           <w:p>
@@ -2161,7 +2430,7 @@
                 <w:color w:val="000000"/>
                 <w:sz w:val="20"/>
               </w:rPr>
-              <w:t>地图片区、权限内状态和参考距离</w:t>
+              <w:t>教学HTTP重启验收</w:t>
             </w:r>
           </w:p>
         </w:tc>
@@ -2172,7 +2441,7 @@
         </w:trPr>
         <w:tc>
           <w:tcPr>
-            <w:tcW w:type="dxa" w:w="3175"/>
+            <w:tcW w:type="dxa" w:w="1814"/>
             <w:vAlign w:val="center"/>
           </w:tcPr>
           <w:p>
@@ -2186,13 +2455,13 @@
                 <w:color w:val="000000"/>
                 <w:sz w:val="20"/>
               </w:rPr>
-              <w:t>四课教学与版本</w:t>
+              <w:t>工程复现</w:t>
             </w:r>
           </w:p>
         </w:tc>
         <w:tc>
           <w:tcPr>
-            <w:tcW w:type="dxa" w:w="3175"/>
+            <w:tcW w:type="dxa" w:w="4876"/>
             <w:vAlign w:val="center"/>
           </w:tcPr>
           <w:p>
@@ -2206,13 +2475,13 @@
                 <w:color w:val="000000"/>
                 <w:sz w:val="20"/>
               </w:rPr>
-              <w:t>四节45分钟课程、逐题记录与反馈</w:t>
+              <w:t>类型检查、测试、双端构建及浏览器检查通过</w:t>
             </w:r>
           </w:p>
         </w:tc>
         <w:tc>
           <w:tcPr>
-            <w:tcW w:type="dxa" w:w="3175"/>
+            <w:tcW w:type="dxa" w:w="2835"/>
             <w:vAlign w:val="center"/>
           </w:tcPr>
           <w:p>
@@ -2226,77 +2495,22 @@
                 <w:color w:val="000000"/>
                 <w:sz w:val="20"/>
               </w:rPr>
-              <w:t>教师确认、v1／v2对照和家长只读</w:t>
-            </w:r>
-          </w:p>
-        </w:tc>
-      </w:tr>
-      <w:tr>
-        <w:trPr>
-          <w:cantSplit/>
-        </w:trPr>
-        <w:tc>
-          <w:tcPr>
-            <w:tcW w:type="dxa" w:w="3175"/>
-            <w:vAlign w:val="center"/>
-          </w:tcPr>
-          <w:p>
-            <w:pPr>
-              <w:spacing w:after="80" w:line="276" w:lineRule="auto"/>
-            </w:pPr>
-            <w:r>
-              <w:rPr>
-                <w:rFonts w:ascii="Noto Serif CJK SC" w:hAnsi="Noto Serif CJK SC" w:eastAsia="Noto Serif CJK SC"/>
-                <w:b w:val="0"/>
-                <w:color w:val="000000"/>
-                <w:sz w:val="20"/>
-              </w:rPr>
-              <w:t>跨端与开发运行</w:t>
-            </w:r>
-          </w:p>
-        </w:tc>
-        <w:tc>
-          <w:tcPr>
-            <w:tcW w:type="dxa" w:w="3175"/>
-            <w:vAlign w:val="center"/>
-          </w:tcPr>
-          <w:p>
-            <w:pPr>
-              <w:spacing w:after="80" w:line="276" w:lineRule="auto"/>
-            </w:pPr>
-            <w:r>
-              <w:rPr>
-                <w:rFonts w:ascii="Noto Serif CJK SC" w:hAnsi="Noto Serif CJK SC" w:eastAsia="Noto Serif CJK SC"/>
-                <w:b w:val="0"/>
-                <w:color w:val="000000"/>
-                <w:sz w:val="20"/>
-              </w:rPr>
-              <w:t>H5／小程序共享代码、Mock／API双模式</w:t>
-            </w:r>
-          </w:p>
-        </w:tc>
-        <w:tc>
-          <w:tcPr>
-            <w:tcW w:type="dxa" w:w="3175"/>
-            <w:vAlign w:val="center"/>
-          </w:tcPr>
-          <w:p>
-            <w:pPr>
-              <w:spacing w:after="80" w:line="276" w:lineRule="auto"/>
-            </w:pPr>
-            <w:r>
-              <w:rPr>
-                <w:rFonts w:ascii="Noto Serif CJK SC" w:hAnsi="Noto Serif CJK SC" w:eastAsia="Noto Serif CJK SC"/>
-                <w:b w:val="0"/>
-                <w:color w:val="000000"/>
-                <w:sz w:val="20"/>
-              </w:rPr>
-              <w:t>浏览器演示、双端构建和开发数据持久化</w:t>
+              <w:t>主线CI记录</w:t>
             </w:r>
           </w:p>
         </w:tc>
       </w:tr>
     </w:tbl>
+    <w:p>
+      <w:r>
+        <w:rPr>
+          <w:rFonts w:ascii="Noto Serif CJK SC" w:hAnsi="Noto Serif CJK SC" w:eastAsia="Noto Serif CJK SC"/>
+          <w:color w:val="000000"/>
+          <w:sz w:val="21"/>
+        </w:rPr>
+        <w:t>内容规模为24份合成家教资料、22份笔记、66道固定题、12条地图样例及一个四课数学案例；数量不表示真实用户或交易规模。</w:t>
+      </w:r>
+    </w:p>
     <w:p>
       <w:pPr>
         <w:pStyle w:val="Heading2"/>
@@ -2306,7 +2520,7 @@
           <w:rFonts w:ascii="Noto Serif CJK SC" w:hAnsi="Noto Serif CJK SC" w:eastAsia="Noto Serif CJK SC"/>
           <w:color w:val="000000"/>
         </w:rPr>
-        <w:t>6.2 让不同角色看见具体服务结果</w:t>
+        <w:t>7.2 让不同角色看见具体服务结果</w:t>
       </w:r>
     </w:p>
     <w:p>
@@ -2338,7 +2552,7 @@
           <w:rFonts w:ascii="Noto Serif CJK SC" w:hAnsi="Noto Serif CJK SC" w:eastAsia="Noto Serif CJK SC"/>
           <w:color w:val="000000"/>
         </w:rPr>
-        <w:t>6.3 工程证据与复现入口</w:t>
+        <w:t>7.3 工程证据与复现入口</w:t>
       </w:r>
     </w:p>
     <w:p>
@@ -2348,11 +2562,11 @@
           <w:color w:val="000000"/>
           <w:sz w:val="21"/>
         </w:rPr>
-        <w:t>main基线5d04c4f的GitHub Actions中build、server、e2e均成功，验证类型检查、前后端测试、双端构建与浏览器流程。独立浏览器可按仓库指南复现匹配、约课、课程发布、课堂记录与反馈修订。</w:t>
+        <w:t>main基线5d04c4f的GitHub Actions中build、server、e2e均成功，验证类型检查、前后端测试、双端构建与浏览器流程。独立浏览器可按DEMO_GUIDE.md复现匹配、约课、课程发布、课堂记录与反馈修订；验证边界见docs/TEACHING_AI_VALIDATION.md。图片来自仓库既有开发API验收截图，本次未重新调用真实模型。</w:t>
       </w:r>
     </w:p>
     <w:p>
-      <w:hyperlink r:id="rId12">
+      <w:hyperlink r:id="rId13">
         <w:r>
           <w:rPr>
             <w:color w:val="000000"/>
@@ -2363,7 +2577,7 @@
       </w:hyperlink>
     </w:p>
     <w:p>
-      <w:hyperlink r:id="rId13">
+      <w:hyperlink r:id="rId14">
         <w:r>
           <w:rPr>
             <w:color w:val="000000"/>
